--- a/lessons/1-1/downloads/1-1-notes-teacher.docx
+++ b/lessons/1-1/downloads/1-1-notes-teacher.docx
@@ -14,7 +14,7 @@
           <w:sz w:val="18"/>
           <w:szCs w:val="18"/>
         </w:rPr>
-        <w:t xml:space="preserve">UNIT 1  ·  LESSON 1      STANDARD 6.NS.4</w:t>
+        <w:t xml:space="preserve">UNIT 1  ·  LESSON 1      STANDARD 6.NOS.4</w:t>
       </w:r>
     </w:p>
     <w:p>
@@ -767,7 +767,7 @@
                           </pic:cNvPicPr>
                         </pic:nvPicPr>
                         <pic:blipFill>
-                          <a:blip r:embed="rId11" cstate="none"/>
+                          <a:blip r:embed="rId12" cstate="none"/>
                           <a:srcRect/>
                           <a:stretch>
                             <a:fillRect/>
@@ -813,7 +813,7 @@
                 <w:sz w:val="24"/>
                 <w:szCs w:val="24"/>
               </w:rPr>
-              <w:t xml:space="preserve">Factor tree</w:t>
+              <w:t xml:space="preserve">Factor</w:t>
             </w:r>
             <w:r>
               <w:rPr>
@@ -823,7 +823,7 @@
                 <w:sz w:val="19"/>
                 <w:szCs w:val="19"/>
               </w:rPr>
-              <w:t xml:space="preserve">   Árbol de factores</w:t>
+              <w:t xml:space="preserve">   Factor</w:t>
             </w:r>
           </w:p>
           <w:p>
@@ -835,7 +835,7 @@
                 <w:sz w:val="21"/>
                 <w:szCs w:val="21"/>
               </w:rPr>
-              <w:t xml:space="preserve">A picture that splits a number into its prime numbers, step by step.</w:t>
+              <w:t xml:space="preserve">A number that divides evenly into another number, with no remainder.</w:t>
             </w:r>
           </w:p>
           <w:p>
@@ -860,7 +860,7 @@
                 <w:sz w:val="18"/>
                 <w:szCs w:val="18"/>
               </w:rPr>
-              <w:t xml:space="preserve">24 → 4 × 6 → (2 × 2) × (2 × 3) → 2 × 2 × 2 × 3</w:t>
+              <w:t xml:space="preserve">Factors of 12: 1, 2, 3, 4, 6, 12 — each divides 12 evenly.</w:t>
             </w:r>
           </w:p>
         </w:tc>
@@ -921,7 +921,161 @@
                           </pic:cNvPicPr>
                         </pic:nvPicPr>
                         <pic:blipFill>
-                          <a:blip r:embed="rId12" cstate="none"/>
+                          <a:blip r:embed="rId11" cstate="none"/>
+                          <a:srcRect/>
+                          <a:stretch>
+                            <a:fillRect/>
+                          </a:stretch>
+                        </pic:blipFill>
+                        <pic:spPr bwMode="auto">
+                          <a:xfrm>
+                            <a:off x="0" y="0"/>
+                            <a:ext cx="1047750" cy="790575"/>
+                          </a:xfrm>
+                          <a:prstGeom prst="rect">
+                            <a:avLst/>
+                          </a:prstGeom>
+                        </pic:spPr>
+                      </pic:pic>
+                    </a:graphicData>
+                  </a:graphic>
+                </wp:inline>
+              </w:drawing>
+            </w:r>
+          </w:p>
+        </w:tc>
+        <w:tc>
+          <w:tcPr>
+            <w:tcW w:type="dxa" w:w="7560"/>
+            <w:tcMar>
+              <w:top w:type="dxa" w:w="100"/>
+              <w:left w:type="dxa" w:w="40"/>
+              <w:bottom w:type="dxa" w:w="100"/>
+              <w:right w:type="dxa" w:w="40"/>
+            </w:tcMar>
+            <w:vAlign w:val="center"/>
+          </w:tcPr>
+          <w:p>
+            <w:pPr>
+              <w:spacing w:after="50"/>
+            </w:pPr>
+            <w:r>
+              <w:rPr>
+                <w:b/>
+                <w:bCs/>
+                <w:color w:val="12355B"/>
+                <w:sz w:val="24"/>
+                <w:szCs w:val="24"/>
+              </w:rPr>
+              <w:t xml:space="preserve">Factor tree</w:t>
+            </w:r>
+            <w:r>
+              <w:rPr>
+                <w:i/>
+                <w:iCs/>
+                <w:color w:val="5F6F80"/>
+                <w:sz w:val="19"/>
+                <w:szCs w:val="19"/>
+              </w:rPr>
+              <w:t xml:space="preserve">   Árbol de factores</w:t>
+            </w:r>
+          </w:p>
+          <w:p>
+            <w:pPr>
+              <w:spacing w:after="40"/>
+            </w:pPr>
+            <w:r>
+              <w:rPr>
+                <w:sz w:val="21"/>
+                <w:szCs w:val="21"/>
+              </w:rPr>
+              <w:t xml:space="preserve">A picture that splits a number into its prime numbers, step by step.</w:t>
+            </w:r>
+          </w:p>
+          <w:p>
+            <w:pPr>
+              <w:spacing w:after="0"/>
+            </w:pPr>
+            <w:r>
+              <w:rPr>
+                <w:b/>
+                <w:bCs/>
+                <w:color w:val="1FA6A2"/>
+                <w:sz w:val="18"/>
+                <w:szCs w:val="18"/>
+              </w:rPr>
+              <w:t xml:space="preserve">Example:  </w:t>
+            </w:r>
+            <w:r>
+              <w:rPr>
+                <w:i/>
+                <w:iCs/>
+                <w:color w:val="5F6F80"/>
+                <w:sz w:val="18"/>
+                <w:szCs w:val="18"/>
+              </w:rPr>
+              <w:t xml:space="preserve">24 → 4 × 6 → (2 × 2) × (2 × 3) → 2 × 2 × 2 × 3</w:t>
+            </w:r>
+          </w:p>
+        </w:tc>
+      </w:tr>
+    </w:tbl>
+    <w:tbl>
+      <w:tblPr>
+        <w:tblW w:type="pct" w:w="100%"/>
+        <w:tblBorders>
+          <w:top w:val="none" w:color="FFFFFF" w:sz="0"/>
+          <w:left w:val="none" w:color="FFFFFF" w:sz="0"/>
+          <w:bottom w:val="single" w:color="C7D2DD" w:sz="4"/>
+          <w:right w:val="none" w:color="FFFFFF" w:sz="0"/>
+          <w:insideH w:val="none" w:color="FFFFFF" w:sz="0"/>
+          <w:insideV w:val="none" w:color="FFFFFF" w:sz="0"/>
+        </w:tblBorders>
+      </w:tblPr>
+      <w:tblGrid>
+        <w:gridCol w:w="1800"/>
+        <w:gridCol w:w="7560"/>
+      </w:tblGrid>
+      <w:tr>
+        <w:trPr>
+          <w:cantSplit/>
+        </w:trPr>
+        <w:tc>
+          <w:tcPr>
+            <w:tcW w:type="dxa" w:w="1800"/>
+            <w:tcMar>
+              <w:top w:type="dxa" w:w="100"/>
+              <w:left w:type="dxa" w:w="40"/>
+              <w:bottom w:type="dxa" w:w="100"/>
+              <w:right w:type="dxa" w:w="120"/>
+            </w:tcMar>
+            <w:vAlign w:val="center"/>
+          </w:tcPr>
+          <w:p>
+            <w:pPr>
+              <w:spacing w:after="0"/>
+              <w:jc w:val="center"/>
+            </w:pPr>
+            <w:r>
+              <w:drawing>
+                <wp:inline distT="0" distB="0" distL="0" distR="0">
+                  <wp:extent cx="1047750" cy="790575"/>
+                  <wp:effectExtent t="0" r="0" b="0" l="0"/>
+                  <wp:docPr id="1" name="" descr="" title=""/>
+                  <wp:cNvGraphicFramePr>
+                    <a:graphicFrameLocks xmlns:a="http://schemas.openxmlformats.org/drawingml/2006/main" noChangeAspect="1"/>
+                  </wp:cNvGraphicFramePr>
+                  <a:graphic xmlns:a="http://schemas.openxmlformats.org/drawingml/2006/main">
+                    <a:graphicData uri="http://schemas.openxmlformats.org/drawingml/2006/picture">
+                      <pic:pic xmlns:pic="http://schemas.openxmlformats.org/drawingml/2006/picture">
+                        <pic:nvPicPr>
+                          <pic:cNvPr id="0" name="" descr=""/>
+                          <pic:cNvPicPr>
+                            <a:picLocks noChangeAspect="1" noChangeArrowheads="1"/>
+                          </pic:cNvPicPr>
+                        </pic:nvPicPr>
+                        <pic:blipFill>
+                          <a:blip r:embed="rId13" cstate="none"/>
                           <a:srcRect/>
                           <a:stretch>
                             <a:fillRect/>
@@ -1106,7 +1260,7 @@
                 <w:sz w:val="21"/>
                 <w:szCs w:val="21"/>
               </w:rPr>
-              <w:t xml:space="preserve">Prime number      •      Composite number      •      Prime factorization      •      Factor tree      •      Exponent</w:t>
+              <w:t xml:space="preserve">Prime number      •      Composite number      •      Prime factorization      •      Factor      •      Factor tree      •      Exponent</w:t>
             </w:r>
           </w:p>
         </w:tc>
@@ -1205,7 +1359,7 @@
           <w:sz w:val="22"/>
           <w:szCs w:val="22"/>
         </w:rPr>
-        <w:t xml:space="preserve">I can break a number into its prime factors step by step using a ___.</w:t>
+        <w:t xml:space="preserve">A number that divides evenly into another number is called a ___.</w:t>
       </w:r>
     </w:p>
     <w:p>
@@ -1221,6 +1375,28 @@
           <w:szCs w:val="22"/>
         </w:rPr>
         <w:t xml:space="preserve">5.  </w:t>
+      </w:r>
+      <w:r>
+        <w:rPr>
+          <w:sz w:val="22"/>
+          <w:szCs w:val="22"/>
+        </w:rPr>
+        <w:t xml:space="preserve">I can break a number into its prime factors step by step using a ___.</w:t>
+      </w:r>
+    </w:p>
+    <w:p>
+      <w:pPr>
+        <w:spacing w:after="120" w:before="80"/>
+      </w:pPr>
+      <w:r>
+        <w:rPr>
+          <w:b/>
+          <w:bCs/>
+          <w:color w:val="12355B"/>
+          <w:sz w:val="22"/>
+          <w:szCs w:val="22"/>
+        </w:rPr>
+        <w:t xml:space="preserve">6.  </w:t>
       </w:r>
       <w:r>
         <w:rPr>
@@ -1821,7 +1997,7 @@
                 <w:sz w:val="21"/>
                 <w:szCs w:val="21"/>
               </w:rPr>
-              <w:t xml:space="preserve">A party planner has 72 balloons and wants to know every possible way to arrange them in equal rows. She uses prime factorization to find all the factors of 72.</w:t>
+              <w:t xml:space="preserve">A station gardener is loading 72 seed pods into the greenhouse and wants to build a perfectly rectangular planting grid. Starting from the prime factorization of 72, she combines the prime factors to list every factor of 72 and choose a grid that uses all the pods.</w:t>
             </w:r>
           </w:p>
           <w:p>
@@ -1836,7 +2012,7 @@
                 <w:sz w:val="21"/>
                 <w:szCs w:val="21"/>
               </w:rPr>
-              <w:t xml:space="preserve">How does prime factorization help the planner find all the ways to arrange the balloons?</w:t>
+              <w:t xml:space="preserve">Starting from its prime factorization, how can the gardener use the factors of 72 to decide which rectangular grids will use all 72 seed pods?</w:t>
             </w:r>
           </w:p>
         </w:tc>
@@ -1871,7 +2047,7 @@
           <w:sz w:val="20"/>
           <w:szCs w:val="20"/>
         </w:rPr>
-        <w:t xml:space="preserve">The prime factorization of 72 is ___, which helps me find all factors by ___.</w:t>
+        <w:t xml:space="preserve">Because 72 = ___, I can multiply combinations of those prime factors to get factors like ___, so a grid that works is ___ by ___.</w:t>
       </w:r>
     </w:p>
     <w:p>
@@ -2445,6 +2621,32 @@
     </w:p>
     <w:p>
       <w:pPr>
+        <w:pStyle w:val="Heading2"/>
+        <w:spacing w:after="80" w:before="180"/>
+      </w:pPr>
+      <w:r>
+        <w:rPr>
+          <w:b/>
+          <w:bCs/>
+          <w:color w:val="12355B"/>
+          <w:sz w:val="24"/>
+          <w:szCs w:val="24"/>
+        </w:rPr>
+        <w:t xml:space="preserve">Level 1 Support</w:t>
+      </w:r>
+      <w:r>
+        <w:rPr>
+          <w:i/>
+          <w:iCs/>
+          <w:color w:val="1FA6A2"/>
+          <w:sz w:val="19"/>
+          <w:szCs w:val="19"/>
+        </w:rPr>
+        <w:t xml:space="preserve">   extra scaffolding</w:t>
+      </w:r>
+    </w:p>
+    <w:p>
+      <w:pPr>
         <w:keepNext/>
         <w:spacing w:after="60" w:before="160"/>
       </w:pPr>
@@ -2705,6 +2907,32 @@
     </w:tbl>
     <w:p>
       <w:pPr>
+        <w:pStyle w:val="Heading2"/>
+        <w:spacing w:after="80" w:before="180"/>
+      </w:pPr>
+      <w:r>
+        <w:rPr>
+          <w:b/>
+          <w:bCs/>
+          <w:color w:val="12355B"/>
+          <w:sz w:val="24"/>
+          <w:szCs w:val="24"/>
+        </w:rPr>
+        <w:t xml:space="preserve">On Level</w:t>
+      </w:r>
+      <w:r>
+        <w:rPr>
+          <w:i/>
+          <w:iCs/>
+          <w:color w:val="12355B"/>
+          <w:sz w:val="19"/>
+          <w:szCs w:val="19"/>
+        </w:rPr>
+        <w:t xml:space="preserve">   grade-level practice</w:t>
+      </w:r>
+    </w:p>
+    <w:p>
+      <w:pPr>
         <w:keepNext/>
         <w:spacing w:after="60" w:before="160"/>
       </w:pPr>
@@ -2835,136 +3063,6 @@
     </w:tbl>
     <w:p>
       <w:pPr>
-        <w:keepNext/>
-        <w:spacing w:after="60" w:before="160"/>
-      </w:pPr>
-      <w:r>
-        <w:rPr>
-          <w:b/>
-          <w:bCs/>
-          <w:color w:val="12355B"/>
-          <w:sz w:val="22"/>
-          <w:szCs w:val="22"/>
-        </w:rPr>
-        <w:t xml:space="preserve">4.  </w:t>
-      </w:r>
-      <w:r>
-        <w:rPr>
-          <w:b/>
-          <w:bCs/>
-          <w:sz w:val="21"/>
-          <w:szCs w:val="21"/>
-        </w:rPr>
-        <w:t xml:space="preserve">The first lock panel shows 90. What is the prime factorization of 90?</w:t>
-      </w:r>
-    </w:p>
-    <w:p>
-      <w:pPr>
-        <w:spacing w:after="40"/>
-        <w:ind w:left="420"/>
-      </w:pPr>
-      <w:r>
-        <w:rPr>
-          <w:sz w:val="20"/>
-          <w:szCs w:val="20"/>
-        </w:rPr>
-        <w:t xml:space="preserve">A)  2 × 3 × 3 × 5</w:t>
-      </w:r>
-    </w:p>
-    <w:p>
-      <w:pPr>
-        <w:spacing w:after="40"/>
-        <w:ind w:left="420"/>
-      </w:pPr>
-      <w:r>
-        <w:rPr>
-          <w:sz w:val="20"/>
-          <w:szCs w:val="20"/>
-        </w:rPr>
-        <w:t xml:space="preserve">B)  2 × 45</w:t>
-      </w:r>
-    </w:p>
-    <w:p>
-      <w:pPr>
-        <w:spacing w:after="40"/>
-        <w:ind w:left="420"/>
-      </w:pPr>
-      <w:r>
-        <w:rPr>
-          <w:sz w:val="20"/>
-          <w:szCs w:val="20"/>
-        </w:rPr>
-        <w:t xml:space="preserve">C)  9 × 10</w:t>
-      </w:r>
-    </w:p>
-    <w:p>
-      <w:pPr>
-        <w:spacing w:after="40"/>
-        <w:ind w:left="420"/>
-      </w:pPr>
-      <w:r>
-        <w:rPr>
-          <w:sz w:val="20"/>
-          <w:szCs w:val="20"/>
-        </w:rPr>
-        <w:t xml:space="preserve">D)  3 × 30</w:t>
-      </w:r>
-    </w:p>
-    <w:p>
-      <w:pPr>
-        <w:spacing w:after="20"/>
-      </w:pPr>
-      <w:r>
-        <w:t xml:space="preserve"/>
-      </w:r>
-    </w:p>
-    <w:tbl>
-      <w:tblPr>
-        <w:tblW w:type="pct" w:w="100%"/>
-        <w:tblBorders>
-          <w:top w:val="single" w:color="C7D2DD" w:sz="6"/>
-          <w:left w:val="single" w:color="C7D2DD" w:sz="6"/>
-          <w:bottom w:val="single" w:color="C7D2DD" w:sz="6"/>
-          <w:right w:val="single" w:color="C7D2DD" w:sz="6"/>
-          <w:insideH w:val="single" w:color="auto" w:sz="4"/>
-          <w:insideV w:val="single" w:color="auto" w:sz="4"/>
-        </w:tblBorders>
-      </w:tblPr>
-      <w:tblGrid>
-        <w:gridCol w:w="100"/>
-      </w:tblGrid>
-      <w:tr>
-        <w:tc>
-          <w:tcPr>
-            <w:shd w:fill="FBF3E2" w:color="auto" w:val="clear"/>
-            <w:tcMar>
-              <w:top w:type="dxa" w:w="60"/>
-              <w:left w:type="dxa" w:w="120"/>
-              <w:bottom w:type="dxa" w:w="60"/>
-              <w:right w:type="dxa" w:w="120"/>
-            </w:tcMar>
-          </w:tcPr>
-          <w:p>
-            <w:pPr>
-              <w:spacing w:after="0" w:line="320"/>
-            </w:pPr>
-            <w:r>
-              <w:t xml:space="preserve"/>
-            </w:r>
-          </w:p>
-          <w:p>
-            <w:pPr>
-              <w:spacing w:after="0" w:line="320"/>
-            </w:pPr>
-            <w:r>
-              <w:t xml:space="preserve"/>
-            </w:r>
-          </w:p>
-        </w:tc>
-      </w:tr>
-    </w:tbl>
-    <w:p>
-      <w:pPr>
         <w:pStyle w:val="Heading1"/>
         <w:pageBreakBefore/>
         <w:pBdr>
@@ -3212,6 +3310,27 @@
           <w:sz w:val="21"/>
           <w:szCs w:val="21"/>
         </w:rPr>
+        <w:t xml:space="preserve">Factor</w:t>
+      </w:r>
+    </w:p>
+    <w:p>
+      <w:pPr>
+        <w:spacing w:after="80"/>
+      </w:pPr>
+      <w:r>
+        <w:rPr>
+          <w:b/>
+          <w:bCs/>
+          <w:sz w:val="21"/>
+          <w:szCs w:val="21"/>
+        </w:rPr>
+        <w:t xml:space="preserve">Notes 5:  </w:t>
+      </w:r>
+      <w:r>
+        <w:rPr>
+          <w:sz w:val="21"/>
+          <w:szCs w:val="21"/>
+        </w:rPr>
         <w:t xml:space="preserve">Factor tree</w:t>
       </w:r>
     </w:p>
@@ -3226,7 +3345,7 @@
           <w:sz w:val="21"/>
           <w:szCs w:val="21"/>
         </w:rPr>
-        <w:t xml:space="preserve">Notes 5:  </w:t>
+        <w:t xml:space="preserve">Notes 6:  </w:t>
       </w:r>
       <w:r>
         <w:rPr>
@@ -3312,23 +3431,17 @@
     </w:p>
     <w:p>
       <w:pPr>
-        <w:spacing w:after="80"/>
-      </w:pPr>
-      <w:r>
-        <w:rPr>
-          <w:b/>
-          <w:bCs/>
-          <w:sz w:val="21"/>
-          <w:szCs w:val="21"/>
-        </w:rPr>
-        <w:t xml:space="preserve">1.  </w:t>
-      </w:r>
-      <w:r>
-        <w:rPr>
-          <w:sz w:val="21"/>
-          <w:szCs w:val="21"/>
-        </w:rPr>
-        <w:t xml:space="preserve">A)  2 × 3 × 3</w:t>
+        <w:spacing w:after="100"/>
+      </w:pPr>
+      <w:r>
+        <w:rPr>
+          <w:b/>
+          <w:bCs/>
+          <w:color w:val="B97A12"/>
+          <w:sz w:val="20"/>
+          <w:szCs w:val="20"/>
+        </w:rPr>
+        <w:t xml:space="preserve">Watch for this mistake:  </w:t>
       </w:r>
       <w:r>
         <w:rPr>
@@ -3338,7 +3451,23 @@
           <w:sz w:val="19"/>
           <w:szCs w:val="19"/>
         </w:rPr>
-        <w:t xml:space="preserve">  — 18 = 2 × 9 = 2 × 3 × 3. Both 2 and 3 are prime, so 2 × 3 × 3 is the prime factorization.</w:t>
+        <w:t xml:space="preserve">A common mistake in Prime Factorization is stopping the factor tree too soon — leaving a composite number like 4, 6, 8, or 9 in the final answer instead of continuing to split it. For example, writing 20 = 4 × 5 as the prime factorization (4 is composite) instead of finishing with 20 = 2 × 2 × 5. Before you submit, check every number in your final answer: if any factor can still be broken into smaller factors, the tree isn't finished yet.</w:t>
+      </w:r>
+    </w:p>
+    <w:p>
+      <w:pPr>
+        <w:pStyle w:val="Heading2"/>
+        <w:spacing w:after="80" w:before="180"/>
+      </w:pPr>
+      <w:r>
+        <w:rPr>
+          <w:b/>
+          <w:bCs/>
+          <w:color w:val="12355B"/>
+          <w:sz w:val="24"/>
+          <w:szCs w:val="24"/>
+        </w:rPr>
+        <w:t xml:space="preserve">Level 1 Support</w:t>
       </w:r>
     </w:p>
     <w:p>
@@ -3352,14 +3481,14 @@
           <w:sz w:val="21"/>
           <w:szCs w:val="21"/>
         </w:rPr>
-        <w:t xml:space="preserve">2.  </w:t>
-      </w:r>
-      <w:r>
-        <w:rPr>
-          <w:sz w:val="21"/>
-          <w:szCs w:val="21"/>
-        </w:rPr>
-        <w:t xml:space="preserve">A)  27</w:t>
+        <w:t xml:space="preserve">1.  </w:t>
+      </w:r>
+      <w:r>
+        <w:rPr>
+          <w:sz w:val="21"/>
+          <w:szCs w:val="21"/>
+        </w:rPr>
+        <w:t xml:space="preserve">A)  2 × 3 × 3</w:t>
       </w:r>
       <w:r>
         <w:rPr>
@@ -3369,7 +3498,7 @@
           <w:sz w:val="19"/>
           <w:szCs w:val="19"/>
         </w:rPr>
-        <w:t xml:space="preserve">  — 27 = 3 × 9 = 3 × 3 × 3, so it has more than two factors. 23, 29, and 31 are all prime.</w:t>
+        <w:t xml:space="preserve">  — 18 = 2 × 9 = 2 × 3 × 3. Both 2 and 3 are prime, so 2 × 3 × 3 is the prime factorization.</w:t>
       </w:r>
     </w:p>
     <w:p>
@@ -3383,14 +3512,14 @@
           <w:sz w:val="21"/>
           <w:szCs w:val="21"/>
         </w:rPr>
-        <w:t xml:space="preserve">3.  </w:t>
-      </w:r>
-      <w:r>
-        <w:rPr>
-          <w:sz w:val="21"/>
-          <w:szCs w:val="21"/>
-        </w:rPr>
-        <w:t xml:space="preserve">A)  Both get the same prime factorization: 2 × 2 × 3 × 5</w:t>
+        <w:t xml:space="preserve">2.  </w:t>
+      </w:r>
+      <w:r>
+        <w:rPr>
+          <w:sz w:val="21"/>
+          <w:szCs w:val="21"/>
+        </w:rPr>
+        <w:t xml:space="preserve">A)  27</w:t>
       </w:r>
       <w:r>
         <w:rPr>
@@ -3400,7 +3529,23 @@
           <w:sz w:val="19"/>
           <w:szCs w:val="19"/>
         </w:rPr>
-        <w:t xml:space="preserve">  — The Fundamental Theorem of Arithmetic says every composite number has exactly one prime factorization. No matter how you start the factor tree, you always end with 2 × 2 × 3 × 5.</w:t>
+        <w:t xml:space="preserve">  — 27 = 3 × 9 = 3 × 3 × 3, so it has more than two factors. 23, 29, and 31 are all prime.</w:t>
+      </w:r>
+    </w:p>
+    <w:p>
+      <w:pPr>
+        <w:pStyle w:val="Heading2"/>
+        <w:spacing w:after="80" w:before="180"/>
+      </w:pPr>
+      <w:r>
+        <w:rPr>
+          <w:b/>
+          <w:bCs/>
+          <w:color w:val="12355B"/>
+          <w:sz w:val="24"/>
+          <w:szCs w:val="24"/>
+        </w:rPr>
+        <w:t xml:space="preserve">On Level</w:t>
       </w:r>
     </w:p>
     <w:p>
@@ -3414,14 +3559,14 @@
           <w:sz w:val="21"/>
           <w:szCs w:val="21"/>
         </w:rPr>
-        <w:t xml:space="preserve">4.  </w:t>
-      </w:r>
-      <w:r>
-        <w:rPr>
-          <w:sz w:val="21"/>
-          <w:szCs w:val="21"/>
-        </w:rPr>
-        <w:t xml:space="preserve">A)  2 × 3 × 3 × 5</w:t>
+        <w:t xml:space="preserve">3.  </w:t>
+      </w:r>
+      <w:r>
+        <w:rPr>
+          <w:sz w:val="21"/>
+          <w:szCs w:val="21"/>
+        </w:rPr>
+        <w:t xml:space="preserve">A)  Both get the same prime factorization: 2 × 2 × 3 × 5</w:t>
       </w:r>
       <w:r>
         <w:rPr>
@@ -3431,7 +3576,7 @@
           <w:sz w:val="19"/>
           <w:szCs w:val="19"/>
         </w:rPr>
-        <w:t xml:space="preserve">  — 90 = 2 × 45 = 2 × 9 × 5 = 2 × 3 × 3 × 5. Every factor is prime, so the lock accepts 2 × 3 × 3 × 5.</w:t>
+        <w:t xml:space="preserve">  — The Fundamental Theorem of Arithmetic says every composite number has exactly one prime factorization. No matter how you start the factor tree, you always end with 2 × 2 × 3 × 5.</w:t>
       </w:r>
     </w:p>
     <w:p>

--- a/lessons/1-1/downloads/1-1-notes-teacher.docx
+++ b/lessons/1-1/downloads/1-1-notes-teacher.docx
@@ -1423,7 +1423,22 @@
           <w:sz w:val="30"/>
           <w:szCs w:val="30"/>
         </w:rPr>
-        <w:t xml:space="preserve">Worked Example</w:t>
+        <w:t xml:space="preserve">Write About the Math</w:t>
+      </w:r>
+    </w:p>
+    <w:p>
+      <w:pPr>
+        <w:spacing w:after="100"/>
+      </w:pPr>
+      <w:r>
+        <w:rPr>
+          <w:i/>
+          <w:iCs/>
+          <w:color w:val="5F6F80"/>
+          <w:sz w:val="19"/>
+          <w:szCs w:val="19"/>
+        </w:rPr>
+        <w:t xml:space="preserve">Use the support level you need. Every level answers the same math question.</w:t>
       </w:r>
     </w:p>
     <w:p>
@@ -1439,17 +1454,17 @@
           <w:sz w:val="24"/>
           <w:szCs w:val="24"/>
         </w:rPr>
-        <w:t xml:space="preserve">Watch &amp; Read</w:t>
+        <w:t xml:space="preserve">1. Understand the Question</w:t>
       </w:r>
       <w:r>
         <w:rPr>
           <w:i/>
           <w:iCs/>
-          <w:color w:val="1FA6A2"/>
-          <w:sz w:val="19"/>
-          <w:szCs w:val="19"/>
-        </w:rPr>
-        <w:t xml:space="preserve">   I Do — follow along with your teacher</w:t>
+          <w:color w:val="B97A12"/>
+          <w:sz w:val="19"/>
+          <w:szCs w:val="19"/>
+        </w:rPr>
+        <w:t xml:space="preserve">   explain</w:t>
       </w:r>
     </w:p>
     <w:tbl>
@@ -1484,25 +1499,360 @@
             </w:pPr>
             <w:r>
               <w:rPr>
+                <w:color w:val="1A2733"/>
+                <w:sz w:val="21"/>
+                <w:szCs w:val="21"/>
+              </w:rPr>
+              <w:t xml:space="preserve">Look at your factor tree for 60. How did you decide which numbers to break apart first, and how do you know when to stop?</w:t>
+            </w:r>
+          </w:p>
+          <w:p>
+            <w:pPr>
+              <w:spacing w:after="0"/>
+            </w:pPr>
+            <w:r>
+              <w:rPr>
                 <w:b/>
                 <w:bCs/>
                 <w:color w:val="12355B"/>
-                <w:sz w:val="22"/>
-                <w:szCs w:val="22"/>
+                <w:sz w:val="20"/>
+                <w:szCs w:val="20"/>
               </w:rPr>
-              <w:t xml:space="preserve">Space Station Cargo Breakdown</w:t>
-            </w:r>
-          </w:p>
-          <w:p>
-            <w:pPr>
-              <w:spacing w:after="0"/>
-            </w:pPr>
+              <w:t xml:space="preserve">Your job:  </w:t>
+            </w:r>
             <w:r>
               <w:rPr>
+                <w:sz w:val="20"/>
+                <w:szCs w:val="20"/>
+              </w:rPr>
+              <w:t xml:space="preserve">Answer the question. Use math evidence. Explain how the evidence proves your answer.</w:t>
+            </w:r>
+            <w:r>
+              <w:rPr>
+                <w:i/>
+                <w:iCs/>
+                <w:color w:val="5F6F80"/>
+                <w:sz w:val="18"/>
+                <w:szCs w:val="18"/>
+              </w:rPr>
+              <w:br/>
+              <w:t xml:space="preserve">Responde la pregunta. Usa evidencia matemática. Explica cómo la evidencia demuestra tu respuesta.</w:t>
+            </w:r>
+          </w:p>
+        </w:tc>
+      </w:tr>
+    </w:tbl>
+    <w:p>
+      <w:pPr>
+        <w:pStyle w:val="Heading2"/>
+        <w:spacing w:after="80" w:before="180"/>
+      </w:pPr>
+      <w:r>
+        <w:rPr>
+          <w:b/>
+          <w:bCs/>
+          <w:color w:val="12355B"/>
+          <w:sz w:val="24"/>
+          <w:szCs w:val="24"/>
+        </w:rPr>
+        <w:t xml:space="preserve">2. Plan Your Math Words</w:t>
+      </w:r>
+      <w:r>
+        <w:rPr>
+          <w:i/>
+          <w:iCs/>
+          <w:color w:val="1FA6A2"/>
+          <w:sz w:val="19"/>
+          <w:szCs w:val="19"/>
+        </w:rPr>
+        <w:t xml:space="preserve">   check at least two</w:t>
+      </w:r>
+    </w:p>
+    <w:p>
+      <w:pPr>
+        <w:spacing w:after="60"/>
+      </w:pPr>
+      <w:r>
+        <w:rPr>
+          <w:b/>
+          <w:bCs/>
+          <w:color w:val="1FA6A2"/>
+          <w:sz w:val="22"/>
+          <w:szCs w:val="22"/>
+        </w:rPr>
+        <w:t xml:space="preserve">☐  </w:t>
+      </w:r>
+      <w:r>
+        <w:rPr>
+          <w:b/>
+          <w:bCs/>
+          <w:color w:val="12355B"/>
+          <w:sz w:val="20"/>
+          <w:szCs w:val="20"/>
+        </w:rPr>
+        <w:t xml:space="preserve">Prime number — </w:t>
+      </w:r>
+      <w:r>
+        <w:rPr>
+          <w:sz w:val="20"/>
+          <w:szCs w:val="20"/>
+        </w:rPr>
+        <w:t xml:space="preserve">A number bigger than 1 that you can only divide by 1 and itself.</w:t>
+      </w:r>
+      <w:r>
+        <w:rPr>
+          <w:i/>
+          <w:iCs/>
+          <w:color w:val="5F6F80"/>
+          <w:sz w:val="18"/>
+          <w:szCs w:val="18"/>
+        </w:rPr>
+        <w:br/>
+        <w:t xml:space="preserve">Número primo — Un número mayor que 1 que solo se puede dividir entre 1 y sí mismo.</w:t>
+      </w:r>
+    </w:p>
+    <w:p>
+      <w:pPr>
+        <w:spacing w:after="60"/>
+      </w:pPr>
+      <w:r>
+        <w:rPr>
+          <w:b/>
+          <w:bCs/>
+          <w:color w:val="1FA6A2"/>
+          <w:sz w:val="22"/>
+          <w:szCs w:val="22"/>
+        </w:rPr>
+        <w:t xml:space="preserve">☐  </w:t>
+      </w:r>
+      <w:r>
+        <w:rPr>
+          <w:b/>
+          <w:bCs/>
+          <w:color w:val="12355B"/>
+          <w:sz w:val="20"/>
+          <w:szCs w:val="20"/>
+        </w:rPr>
+        <w:t xml:space="preserve">Composite number — </w:t>
+      </w:r>
+      <w:r>
+        <w:rPr>
+          <w:sz w:val="20"/>
+          <w:szCs w:val="20"/>
+        </w:rPr>
+        <w:t xml:space="preserve">A number bigger than 1 that you can divide by more than just 1 and itself.</w:t>
+      </w:r>
+      <w:r>
+        <w:rPr>
+          <w:i/>
+          <w:iCs/>
+          <w:color w:val="5F6F80"/>
+          <w:sz w:val="18"/>
+          <w:szCs w:val="18"/>
+        </w:rPr>
+        <w:br/>
+        <w:t xml:space="preserve">Número compuesto — Un número mayor que 1 que se puede dividir entre más números, no solo 1 y sí mismo.</w:t>
+      </w:r>
+    </w:p>
+    <w:p>
+      <w:pPr>
+        <w:spacing w:after="60"/>
+      </w:pPr>
+      <w:r>
+        <w:rPr>
+          <w:b/>
+          <w:bCs/>
+          <w:color w:val="1FA6A2"/>
+          <w:sz w:val="22"/>
+          <w:szCs w:val="22"/>
+        </w:rPr>
+        <w:t xml:space="preserve">☐  </w:t>
+      </w:r>
+      <w:r>
+        <w:rPr>
+          <w:b/>
+          <w:bCs/>
+          <w:color w:val="12355B"/>
+          <w:sz w:val="20"/>
+          <w:szCs w:val="20"/>
+        </w:rPr>
+        <w:t xml:space="preserve">Prime factorization — </w:t>
+      </w:r>
+      <w:r>
+        <w:rPr>
+          <w:sz w:val="20"/>
+          <w:szCs w:val="20"/>
+        </w:rPr>
+        <w:t xml:space="preserve">Writing a number as prime numbers multiplied together.</w:t>
+      </w:r>
+      <w:r>
+        <w:rPr>
+          <w:i/>
+          <w:iCs/>
+          <w:color w:val="5F6F80"/>
+          <w:sz w:val="18"/>
+          <w:szCs w:val="18"/>
+        </w:rPr>
+        <w:br/>
+        <w:t xml:space="preserve">Factorización prima — Escribir un número como números primos multiplicados.</w:t>
+      </w:r>
+    </w:p>
+    <w:p>
+      <w:pPr>
+        <w:spacing w:after="60"/>
+      </w:pPr>
+      <w:r>
+        <w:rPr>
+          <w:b/>
+          <w:bCs/>
+          <w:color w:val="1FA6A2"/>
+          <w:sz w:val="22"/>
+          <w:szCs w:val="22"/>
+        </w:rPr>
+        <w:t xml:space="preserve">☐  </w:t>
+      </w:r>
+      <w:r>
+        <w:rPr>
+          <w:b/>
+          <w:bCs/>
+          <w:color w:val="12355B"/>
+          <w:sz w:val="20"/>
+          <w:szCs w:val="20"/>
+        </w:rPr>
+        <w:t xml:space="preserve">Factor — </w:t>
+      </w:r>
+      <w:r>
+        <w:rPr>
+          <w:sz w:val="20"/>
+          <w:szCs w:val="20"/>
+        </w:rPr>
+        <w:t xml:space="preserve">A number that divides evenly into another number, with no remainder.</w:t>
+      </w:r>
+      <w:r>
+        <w:rPr>
+          <w:i/>
+          <w:iCs/>
+          <w:color w:val="5F6F80"/>
+          <w:sz w:val="18"/>
+          <w:szCs w:val="18"/>
+        </w:rPr>
+        <w:br/>
+        <w:t xml:space="preserve">Factor — Un número que divide exactamente a otro número, sin dejar residuo.</w:t>
+      </w:r>
+    </w:p>
+    <w:p>
+      <w:pPr>
+        <w:spacing w:after="60"/>
+      </w:pPr>
+      <w:r>
+        <w:rPr>
+          <w:b/>
+          <w:bCs/>
+          <w:color w:val="1FA6A2"/>
+          <w:sz w:val="22"/>
+          <w:szCs w:val="22"/>
+        </w:rPr>
+        <w:t xml:space="preserve">☐  </w:t>
+      </w:r>
+      <w:r>
+        <w:rPr>
+          <w:b/>
+          <w:bCs/>
+          <w:color w:val="12355B"/>
+          <w:sz w:val="20"/>
+          <w:szCs w:val="20"/>
+        </w:rPr>
+        <w:t xml:space="preserve">Factor tree — </w:t>
+      </w:r>
+      <w:r>
+        <w:rPr>
+          <w:sz w:val="20"/>
+          <w:szCs w:val="20"/>
+        </w:rPr>
+        <w:t xml:space="preserve">A picture that splits a number into its prime numbers, step by step.</w:t>
+      </w:r>
+      <w:r>
+        <w:rPr>
+          <w:i/>
+          <w:iCs/>
+          <w:color w:val="5F6F80"/>
+          <w:sz w:val="18"/>
+          <w:szCs w:val="18"/>
+        </w:rPr>
+        <w:br/>
+        <w:t xml:space="preserve">Árbol de factores — Un dibujo que separa un número en sus números primos, paso a paso.</w:t>
+      </w:r>
+    </w:p>
+    <w:tbl>
+      <w:tblPr>
+        <w:tblW w:type="pct" w:w="100%"/>
+        <w:tblBorders>
+          <w:top w:val="single" w:color="1FA6A2" w:sz="8"/>
+          <w:left w:val="single" w:color="1FA6A2" w:sz="8"/>
+          <w:bottom w:val="single" w:color="1FA6A2" w:sz="8"/>
+          <w:right w:val="single" w:color="1FA6A2" w:sz="8"/>
+          <w:insideH w:val="single" w:color="auto" w:sz="4"/>
+          <w:insideV w:val="single" w:color="auto" w:sz="4"/>
+        </w:tblBorders>
+      </w:tblPr>
+      <w:tblGrid>
+        <w:gridCol w:w="100"/>
+      </w:tblGrid>
+      <w:tr>
+        <w:tc>
+          <w:tcPr>
+            <w:shd w:fill="F7FFFD" w:color="auto" w:val="clear"/>
+            <w:tcMar>
+              <w:top w:type="dxa" w:w="120"/>
+              <w:left w:type="dxa" w:w="180"/>
+              <w:bottom w:type="dxa" w:w="120"/>
+              <w:right w:type="dxa" w:w="180"/>
+            </w:tcMar>
+          </w:tcPr>
+          <w:p>
+            <w:pPr>
+              <w:spacing w:after="50"/>
+            </w:pPr>
+            <w:r>
+              <w:rPr>
+                <w:b/>
+                <w:bCs/>
+                <w:color w:val="1FA6A2"/>
+                <w:sz w:val="20"/>
+                <w:szCs w:val="20"/>
+              </w:rPr>
+              <w:t xml:space="preserve">Say it first:  </w:t>
+            </w:r>
+            <w:r>
+              <w:rPr>
+                <w:sz w:val="20"/>
+                <w:szCs w:val="20"/>
+              </w:rPr>
+              <w:t xml:space="preserve">Say your idea to a partner or quietly to yourself before you write.</w:t>
+            </w:r>
+          </w:p>
+          <w:p>
+            <w:pPr>
+              <w:spacing w:after="60"/>
+            </w:pPr>
+            <w:r>
+              <w:rPr>
+                <w:color w:val="1A2733"/>
                 <w:sz w:val="21"/>
                 <w:szCs w:val="21"/>
               </w:rPr>
-              <w:t xml:space="preserve">The space station received 60 supply crates. Mission Control needs to break this quantity into its prime components so the sorting robots can distribute them into equally sized pods. Help the crew find the prime factorization of 60!</w:t>
+              <w:t xml:space="preserve">I broke ___ into ___ because ___.</w:t>
+            </w:r>
+            <w:r>
+              <w:rPr>
+                <w:i/>
+                <w:iCs/>
+                <w:color w:val="5F6F80"/>
+                <w:sz w:val="19"/>
+                <w:szCs w:val="19"/>
+              </w:rPr>
+              <w:br/>
+              <w:t xml:space="preserve">Separé ___ en ___ porque ___.</w:t>
             </w:r>
           </w:p>
         </w:tc>
@@ -1510,81 +1860,6 @@
     </w:tbl>
     <w:p>
       <w:pPr>
-        <w:spacing w:after="80"/>
-      </w:pPr>
-      <w:r>
-        <w:t xml:space="preserve"/>
-      </w:r>
-    </w:p>
-    <w:p>
-      <w:pPr>
-        <w:spacing w:after="50" w:before="60"/>
-      </w:pPr>
-      <w:r>
-        <w:rPr>
-          <w:b/>
-          <w:bCs/>
-          <w:color w:val="12355B"/>
-          <w:sz w:val="21"/>
-          <w:szCs w:val="21"/>
-        </w:rPr>
-        <w:t xml:space="preserve">Think about:</w:t>
-      </w:r>
-    </w:p>
-    <w:p>
-      <w:pPr>
-        <w:spacing w:after="40"/>
-        <w:ind w:left="300"/>
-      </w:pPr>
-      <w:r>
-        <w:rPr>
-          <w:sz w:val="20"/>
-          <w:szCs w:val="20"/>
-        </w:rPr>
-        <w:t xml:space="preserve">•  What number are we breaking down into factors?</w:t>
-      </w:r>
-    </w:p>
-    <w:p>
-      <w:pPr>
-        <w:spacing w:after="40"/>
-        <w:ind w:left="300"/>
-      </w:pPr>
-      <w:r>
-        <w:rPr>
-          <w:sz w:val="20"/>
-          <w:szCs w:val="20"/>
-        </w:rPr>
-        <w:t xml:space="preserve">•  What's the difference between a factor and a prime factor?</w:t>
-      </w:r>
-    </w:p>
-    <w:p>
-      <w:pPr>
-        <w:spacing w:after="40"/>
-        <w:ind w:left="300"/>
-      </w:pPr>
-      <w:r>
-        <w:rPr>
-          <w:sz w:val="20"/>
-          <w:szCs w:val="20"/>
-        </w:rPr>
-        <w:t xml:space="preserve">•  How many different ways can we start breaking 60 apart?</w:t>
-      </w:r>
-    </w:p>
-    <w:p>
-      <w:pPr>
-        <w:spacing w:after="40"/>
-        <w:ind w:left="300"/>
-      </w:pPr>
-      <w:r>
-        <w:rPr>
-          <w:sz w:val="20"/>
-          <w:szCs w:val="20"/>
-        </w:rPr>
-        <w:t xml:space="preserve">•  Will we always get the same prime factors no matter how we start?</w:t>
-      </w:r>
-    </w:p>
-    <w:p>
-      <w:pPr>
         <w:pStyle w:val="Heading2"/>
         <w:spacing w:after="80" w:before="180"/>
       </w:pPr>
@@ -1596,370 +1871,17 @@
           <w:sz w:val="24"/>
           <w:szCs w:val="24"/>
         </w:rPr>
-        <w:t xml:space="preserve">Solved Example</w:t>
+        <w:t xml:space="preserve">3. Build Your Explanation</w:t>
       </w:r>
       <w:r>
         <w:rPr>
           <w:i/>
           <w:iCs/>
-          <w:color w:val="1FA6A2"/>
-          <w:sz w:val="19"/>
-          <w:szCs w:val="19"/>
-        </w:rPr>
-        <w:t xml:space="preserve">   I Do — watch each step</w:t>
-      </w:r>
-    </w:p>
-    <w:p>
-      <w:pPr>
-        <w:keepNext/>
-        <w:spacing w:after="40"/>
-      </w:pPr>
-      <w:r>
-        <w:rPr>
-          <w:b/>
-          <w:bCs/>
-          <w:color w:val="12355B"/>
-          <w:sz w:val="21"/>
-          <w:szCs w:val="21"/>
-        </w:rPr>
-        <w:t xml:space="preserve">Problem:  </w:t>
-      </w:r>
-      <w:r>
-        <w:rPr>
-          <w:sz w:val="21"/>
-          <w:szCs w:val="21"/>
-        </w:rPr>
-        <w:t xml:space="preserve">Which of the following is a prime number?</w:t>
-      </w:r>
-    </w:p>
-    <w:p>
-      <w:pPr>
-        <w:spacing w:after="30"/>
-        <w:ind w:left="420"/>
-      </w:pPr>
-      <w:r>
-        <w:rPr>
-          <w:sz w:val="20"/>
-          <w:szCs w:val="20"/>
-        </w:rPr>
-        <w:t xml:space="preserve">A)  17</w:t>
-      </w:r>
-    </w:p>
-    <w:p>
-      <w:pPr>
-        <w:spacing w:after="30"/>
-        <w:ind w:left="420"/>
-      </w:pPr>
-      <w:r>
-        <w:rPr>
-          <w:sz w:val="20"/>
-          <w:szCs w:val="20"/>
-        </w:rPr>
-        <w:t xml:space="preserve">B)  15</w:t>
-      </w:r>
-    </w:p>
-    <w:p>
-      <w:pPr>
-        <w:spacing w:after="30"/>
-        <w:ind w:left="420"/>
-      </w:pPr>
-      <w:r>
-        <w:rPr>
-          <w:sz w:val="20"/>
-          <w:szCs w:val="20"/>
-        </w:rPr>
-        <w:t xml:space="preserve">C)  21</w:t>
-      </w:r>
-    </w:p>
-    <w:p>
-      <w:pPr>
-        <w:spacing w:after="30"/>
-        <w:ind w:left="420"/>
-      </w:pPr>
-      <w:r>
-        <w:rPr>
-          <w:sz w:val="20"/>
-          <w:szCs w:val="20"/>
-        </w:rPr>
-        <w:t xml:space="preserve">D)  9</w:t>
-      </w:r>
-    </w:p>
-    <w:p>
-      <w:pPr>
-        <w:spacing w:after="20" w:before="50"/>
-      </w:pPr>
-      <w:r>
-        <w:rPr>
-          <w:b/>
-          <w:bCs/>
-          <w:color w:val="1FA6A2"/>
-          <w:sz w:val="21"/>
-          <w:szCs w:val="21"/>
-        </w:rPr>
-        <w:t xml:space="preserve">Step 1:  </w:t>
-      </w:r>
-      <w:r>
-        <w:rPr>
-          <w:sz w:val="21"/>
-          <w:szCs w:val="21"/>
-        </w:rPr>
-        <w:t xml:space="preserve">17 has exactly two factors: 1 and 17.</w:t>
-      </w:r>
-    </w:p>
-    <w:p>
-      <w:pPr>
-        <w:spacing w:after="20" w:before="50"/>
-      </w:pPr>
-      <w:r>
-        <w:rPr>
-          <w:b/>
-          <w:bCs/>
-          <w:color w:val="1FA6A2"/>
-          <w:sz w:val="21"/>
-          <w:szCs w:val="21"/>
-        </w:rPr>
-        <w:t xml:space="preserve">Step 2:  </w:t>
-      </w:r>
-      <w:r>
-        <w:rPr>
-          <w:sz w:val="21"/>
-          <w:szCs w:val="21"/>
-        </w:rPr>
-        <w:t xml:space="preserve">15 = 3 × 5, 21 = 3 × 7, and 9 = 3 × 3, so they are all composite.</w:t>
-      </w:r>
-    </w:p>
-    <w:p>
-      <w:pPr>
-        <w:spacing w:after="40" w:before="60"/>
-      </w:pPr>
-      <w:r>
-        <w:rPr>
-          <w:b/>
-          <w:bCs/>
-          <w:color w:val="12355B"/>
-          <w:sz w:val="21"/>
-          <w:szCs w:val="21"/>
-        </w:rPr>
-        <w:t xml:space="preserve">Answer:  </w:t>
-      </w:r>
-      <w:r>
-        <w:rPr>
-          <w:b/>
-          <w:bCs/>
-          <w:sz w:val="21"/>
-          <w:szCs w:val="21"/>
-        </w:rPr>
-        <w:t xml:space="preserve">A. 17</w:t>
-      </w:r>
-    </w:p>
-    <w:p>
-      <w:pPr>
-        <w:pStyle w:val="Heading1"/>
-        <w:pageBreakBefore/>
-        <w:pBdr>
-          <w:bottom w:val="single" w:color="1FA6A2" w:sz="14" w:space="6"/>
-        </w:pBdr>
-        <w:spacing w:after="140" w:before="0"/>
-      </w:pPr>
-      <w:r>
-        <w:rPr>
-          <w:b/>
-          <w:bCs/>
-          <w:color w:val="12355B"/>
-          <w:sz w:val="30"/>
-          <w:szCs w:val="30"/>
-        </w:rPr>
-        <w:t xml:space="preserve">Guided Practice</w:t>
-      </w:r>
-    </w:p>
-    <w:p>
-      <w:pPr>
-        <w:pStyle w:val="Heading2"/>
-        <w:spacing w:after="80" w:before="180"/>
-      </w:pPr>
-      <w:r>
-        <w:rPr>
-          <w:b/>
-          <w:bCs/>
-          <w:color w:val="12355B"/>
-          <w:sz w:val="24"/>
-          <w:szCs w:val="24"/>
-        </w:rPr>
-        <w:t xml:space="preserve">Solve Together</w:t>
-      </w:r>
-      <w:r>
-        <w:rPr>
-          <w:i/>
-          <w:iCs/>
-          <w:color w:val="6B4FA0"/>
-          <w:sz w:val="19"/>
-          <w:szCs w:val="19"/>
-        </w:rPr>
-        <w:t xml:space="preserve">   We Do — work with your class</w:t>
-      </w:r>
-    </w:p>
-    <w:p>
-      <w:pPr>
-        <w:keepNext/>
-        <w:spacing w:after="40" w:before="40"/>
-      </w:pPr>
-      <w:r>
-        <w:rPr>
-          <w:b/>
-          <w:bCs/>
-          <w:color w:val="12355B"/>
-          <w:sz w:val="21"/>
-          <w:szCs w:val="21"/>
-        </w:rPr>
-        <w:t xml:space="preserve">Problem:  </w:t>
-      </w:r>
-      <w:r>
-        <w:rPr>
-          <w:sz w:val="21"/>
-          <w:szCs w:val="21"/>
-        </w:rPr>
-        <w:t xml:space="preserve">What is the prime factorization of 30?</w:t>
-      </w:r>
-    </w:p>
-    <w:p>
-      <w:pPr>
-        <w:spacing w:after="30"/>
-        <w:ind w:left="420"/>
-      </w:pPr>
-      <w:r>
-        <w:rPr>
-          <w:sz w:val="20"/>
-          <w:szCs w:val="20"/>
-        </w:rPr>
-        <w:t xml:space="preserve">A)  2 × 3 × 5</w:t>
-      </w:r>
-    </w:p>
-    <w:p>
-      <w:pPr>
-        <w:spacing w:after="30"/>
-        <w:ind w:left="420"/>
-      </w:pPr>
-      <w:r>
-        <w:rPr>
-          <w:sz w:val="20"/>
-          <w:szCs w:val="20"/>
-        </w:rPr>
-        <w:t xml:space="preserve">B)  5 × 6</w:t>
-      </w:r>
-    </w:p>
-    <w:p>
-      <w:pPr>
-        <w:spacing w:after="30"/>
-        <w:ind w:left="420"/>
-      </w:pPr>
-      <w:r>
-        <w:rPr>
-          <w:sz w:val="20"/>
-          <w:szCs w:val="20"/>
-        </w:rPr>
-        <w:t xml:space="preserve">C)  2 × 15</w:t>
-      </w:r>
-    </w:p>
-    <w:p>
-      <w:pPr>
-        <w:spacing w:after="30"/>
-        <w:ind w:left="420"/>
-      </w:pPr>
-      <w:r>
-        <w:rPr>
-          <w:sz w:val="20"/>
-          <w:szCs w:val="20"/>
-        </w:rPr>
-        <w:t xml:space="preserve">D)  3 × 10</w:t>
-      </w:r>
-    </w:p>
-    <w:p>
-      <w:pPr>
-        <w:keepNext/>
-        <w:spacing w:after="0" w:before="50"/>
-      </w:pPr>
-      <w:r>
-        <w:rPr>
-          <w:b/>
-          <w:bCs/>
-          <w:color w:val="6B4FA0"/>
-          <w:sz w:val="21"/>
-          <w:szCs w:val="21"/>
-        </w:rPr>
-        <w:t xml:space="preserve">Step 1:</w:t>
-      </w:r>
-    </w:p>
-    <w:p>
-      <w:pPr>
-        <w:pBdr>
-          <w:bottom w:val="single" w:color="AFBECC" w:sz="6"/>
-        </w:pBdr>
-        <w:spacing w:after="30" w:before="150"/>
-      </w:pPr>
-      <w:r>
-        <w:t xml:space="preserve"/>
-      </w:r>
-    </w:p>
-    <w:p>
-      <w:pPr>
-        <w:keepNext/>
-        <w:spacing w:after="0" w:before="50"/>
-      </w:pPr>
-      <w:r>
-        <w:rPr>
-          <w:b/>
-          <w:bCs/>
-          <w:color w:val="6B4FA0"/>
-          <w:sz w:val="21"/>
-          <w:szCs w:val="21"/>
-        </w:rPr>
-        <w:t xml:space="preserve">Step 2:</w:t>
-      </w:r>
-    </w:p>
-    <w:p>
-      <w:pPr>
-        <w:pBdr>
-          <w:bottom w:val="single" w:color="AFBECC" w:sz="6"/>
-        </w:pBdr>
-        <w:spacing w:after="30" w:before="150"/>
-      </w:pPr>
-      <w:r>
-        <w:t xml:space="preserve"/>
-      </w:r>
-    </w:p>
-    <w:p>
-      <w:pPr>
-        <w:keepNext/>
-        <w:spacing w:after="0" w:before="60"/>
-      </w:pPr>
-      <w:r>
-        <w:rPr>
-          <w:b/>
-          <w:bCs/>
-          <w:color w:val="12355B"/>
-          <w:sz w:val="21"/>
-          <w:szCs w:val="21"/>
-        </w:rPr>
-        <w:t xml:space="preserve">Answer:</w:t>
-      </w:r>
-    </w:p>
-    <w:p>
-      <w:pPr>
-        <w:pBdr>
-          <w:bottom w:val="single" w:color="AFBECC" w:sz="6"/>
-        </w:pBdr>
-        <w:spacing w:after="30" w:before="150"/>
-      </w:pPr>
-      <w:r>
-        <w:t xml:space="preserve"/>
-      </w:r>
-    </w:p>
-    <w:p>
-      <w:pPr>
-        <w:spacing w:after="80"/>
-      </w:pPr>
-      <w:r>
-        <w:t xml:space="preserve"/>
+          <w:color w:val="B97A12"/>
+          <w:sz w:val="19"/>
+          <w:szCs w:val="19"/>
+        </w:rPr>
+        <w:t xml:space="preserve">   choose your support</w:t>
       </w:r>
     </w:p>
     <w:tbl>
@@ -1990,6 +1912,1380 @@
           </w:tcPr>
           <w:p>
             <w:pPr>
+              <w:spacing w:after="50"/>
+            </w:pPr>
+            <w:r>
+              <w:rPr>
+                <w:i/>
+                <w:iCs/>
+                <w:color w:val="5F6F80"/>
+                <w:sz w:val="19"/>
+                <w:szCs w:val="19"/>
+              </w:rPr>
+              <w:t xml:space="preserve">This model shows the parts of an explanation. It does not answer your writing question.</w:t>
+            </w:r>
+          </w:p>
+          <w:p>
+            <w:pPr>
+              <w:spacing w:after="80"/>
+            </w:pPr>
+            <w:r>
+              <w:rPr>
+                <w:b/>
+                <w:bCs/>
+                <w:color w:val="12355B"/>
+                <w:sz w:val="19"/>
+                <w:szCs w:val="19"/>
+              </w:rPr>
+              <w:t xml:space="preserve">Claim:  </w:t>
+            </w:r>
+            <w:r>
+              <w:rPr>
+                <w:sz w:val="19"/>
+                <w:szCs w:val="19"/>
+              </w:rPr>
+              <w:t xml:space="preserve">60 is composite because it has more than two factors.</w:t>
+            </w:r>
+          </w:p>
+          <w:p>
+            <w:pPr>
+              <w:spacing w:after="80"/>
+            </w:pPr>
+            <w:r>
+              <w:rPr>
+                <w:b/>
+                <w:bCs/>
+                <w:color w:val="12355B"/>
+                <w:sz w:val="19"/>
+                <w:szCs w:val="19"/>
+              </w:rPr>
+              <w:t xml:space="preserve">Evidence:  </w:t>
+            </w:r>
+            <w:r>
+              <w:rPr>
+                <w:sz w:val="19"/>
+                <w:szCs w:val="19"/>
+              </w:rPr>
+              <w:t xml:space="preserve">Students say 60 is composite because it has more than two factors (it is divisible by numbers other than 1 and 60, such as 2, 3, 5, 6), so it can be broken down.</w:t>
+            </w:r>
+          </w:p>
+          <w:p>
+            <w:pPr>
+              <w:spacing w:after="80"/>
+            </w:pPr>
+            <w:r>
+              <w:rPr>
+                <w:b/>
+                <w:bCs/>
+                <w:color w:val="12355B"/>
+                <w:sz w:val="19"/>
+                <w:szCs w:val="19"/>
+              </w:rPr>
+              <w:t xml:space="preserve">Reasoning:  </w:t>
+            </w:r>
+            <w:r>
+              <w:rPr>
+                <w:sz w:val="19"/>
+                <w:szCs w:val="19"/>
+              </w:rPr>
+              <w:t xml:space="preserve">This evidence connects the definition of prime factorization to the mathematical claim.</w:t>
+            </w:r>
+          </w:p>
+        </w:tc>
+      </w:tr>
+    </w:tbl>
+    <w:p>
+      <w:pPr>
+        <w:pStyle w:val="Heading2"/>
+        <w:spacing w:after="80" w:before="180"/>
+      </w:pPr>
+      <w:r>
+        <w:rPr>
+          <w:b/>
+          <w:bCs/>
+          <w:color w:val="12355B"/>
+          <w:sz w:val="24"/>
+          <w:szCs w:val="24"/>
+        </w:rPr>
+        <w:t xml:space="preserve">Start</w:t>
+      </w:r>
+      <w:r>
+        <w:rPr>
+          <w:i/>
+          <w:iCs/>
+          <w:color w:val="1FA6A2"/>
+          <w:sz w:val="19"/>
+          <w:szCs w:val="19"/>
+        </w:rPr>
+        <w:t xml:space="preserve">   Most language support</w:t>
+      </w:r>
+    </w:p>
+    <w:p>
+      <w:pPr>
+        <w:spacing w:after="60"/>
+      </w:pPr>
+      <w:r>
+        <w:rPr>
+          <w:color w:val="1A2733"/>
+          <w:sz w:val="21"/>
+          <w:szCs w:val="21"/>
+        </w:rPr>
+        <w:t xml:space="preserve">Complete the frames. Use the word bank.</w:t>
+      </w:r>
+      <w:r>
+        <w:rPr>
+          <w:i/>
+          <w:iCs/>
+          <w:color w:val="5F6F80"/>
+          <w:sz w:val="19"/>
+          <w:szCs w:val="19"/>
+        </w:rPr>
+        <w:br/>
+        <w:t xml:space="preserve">Completa las oraciones. Usa el banco de palabras.</w:t>
+      </w:r>
+    </w:p>
+    <w:p>
+      <w:pPr>
+        <w:spacing w:after="60"/>
+      </w:pPr>
+      <w:r>
+        <w:rPr>
+          <w:color w:val="1A2733"/>
+          <w:sz w:val="21"/>
+          <w:szCs w:val="21"/>
+        </w:rPr>
+        <w:t xml:space="preserve">I broke ___ into ___ because ___.</w:t>
+      </w:r>
+      <w:r>
+        <w:rPr>
+          <w:i/>
+          <w:iCs/>
+          <w:color w:val="5F6F80"/>
+          <w:sz w:val="19"/>
+          <w:szCs w:val="19"/>
+        </w:rPr>
+        <w:br/>
+        <w:t xml:space="preserve">Separé ___ en ___ porque ___.</w:t>
+      </w:r>
+    </w:p>
+    <w:p>
+      <w:pPr>
+        <w:spacing w:after="60"/>
+      </w:pPr>
+      <w:r>
+        <w:rPr>
+          <w:color w:val="1A2733"/>
+          <w:sz w:val="21"/>
+          <w:szCs w:val="21"/>
+        </w:rPr>
+        <w:t xml:space="preserve">I knew I was finished when every factor was ___.</w:t>
+      </w:r>
+      <w:r>
+        <w:rPr>
+          <w:i/>
+          <w:iCs/>
+          <w:color w:val="5F6F80"/>
+          <w:sz w:val="19"/>
+          <w:szCs w:val="19"/>
+        </w:rPr>
+        <w:br/>
+        <w:t xml:space="preserve">Supe que terminé cuando cada factor era ___.</w:t>
+      </w:r>
+    </w:p>
+    <w:tbl>
+      <w:tblPr>
+        <w:tblW w:type="pct" w:w="100%"/>
+        <w:tblBorders>
+          <w:top w:val="single" w:color="C7D2DD" w:sz="6"/>
+          <w:left w:val="single" w:color="C7D2DD" w:sz="6"/>
+          <w:bottom w:val="single" w:color="C7D2DD" w:sz="6"/>
+          <w:right w:val="single" w:color="C7D2DD" w:sz="6"/>
+          <w:insideH w:val="single" w:color="auto" w:sz="4"/>
+          <w:insideV w:val="single" w:color="auto" w:sz="4"/>
+        </w:tblBorders>
+      </w:tblPr>
+      <w:tblGrid>
+        <w:gridCol w:w="100"/>
+      </w:tblGrid>
+      <w:tr>
+        <w:tc>
+          <w:tcPr>
+            <w:shd w:fill="FBF3E2" w:color="auto" w:val="clear"/>
+            <w:tcMar>
+              <w:top w:type="dxa" w:w="60"/>
+              <w:left w:type="dxa" w:w="120"/>
+              <w:bottom w:type="dxa" w:w="60"/>
+              <w:right w:type="dxa" w:w="120"/>
+            </w:tcMar>
+          </w:tcPr>
+          <w:p>
+            <w:pPr>
+              <w:spacing w:after="0" w:line="320"/>
+            </w:pPr>
+            <w:r>
+              <w:t xml:space="preserve"/>
+            </w:r>
+          </w:p>
+          <w:p>
+            <w:pPr>
+              <w:spacing w:after="0" w:line="320"/>
+            </w:pPr>
+            <w:r>
+              <w:t xml:space="preserve"/>
+            </w:r>
+          </w:p>
+          <w:p>
+            <w:pPr>
+              <w:spacing w:after="0" w:line="320"/>
+            </w:pPr>
+            <w:r>
+              <w:t xml:space="preserve"/>
+            </w:r>
+          </w:p>
+        </w:tc>
+      </w:tr>
+    </w:tbl>
+    <w:p>
+      <w:pPr>
+        <w:pStyle w:val="Heading2"/>
+        <w:spacing w:after="80" w:before="180"/>
+      </w:pPr>
+      <w:r>
+        <w:rPr>
+          <w:b/>
+          <w:bCs/>
+          <w:color w:val="12355B"/>
+          <w:sz w:val="24"/>
+          <w:szCs w:val="24"/>
+        </w:rPr>
+        <w:t xml:space="preserve">Build</w:t>
+      </w:r>
+      <w:r>
+        <w:rPr>
+          <w:i/>
+          <w:iCs/>
+          <w:color w:val="B97A12"/>
+          <w:sz w:val="19"/>
+          <w:szCs w:val="19"/>
+        </w:rPr>
+        <w:t xml:space="preserve">   Some language support</w:t>
+      </w:r>
+    </w:p>
+    <w:p>
+      <w:pPr>
+        <w:spacing w:after="60"/>
+      </w:pPr>
+      <w:r>
+        <w:rPr>
+          <w:color w:val="1A2733"/>
+          <w:sz w:val="21"/>
+          <w:szCs w:val="21"/>
+        </w:rPr>
+        <w:t xml:space="preserve">Write two connected sentences. Use because, so, or but.</w:t>
+      </w:r>
+      <w:r>
+        <w:rPr>
+          <w:i/>
+          <w:iCs/>
+          <w:color w:val="5F6F80"/>
+          <w:sz w:val="19"/>
+          <w:szCs w:val="19"/>
+        </w:rPr>
+        <w:br/>
+        <w:t xml:space="preserve">Escribe dos oraciones conectadas. Usa porque, entonces o pero.</w:t>
+      </w:r>
+    </w:p>
+    <w:p>
+      <w:pPr>
+        <w:spacing w:after="60"/>
+      </w:pPr>
+      <w:r>
+        <w:rPr>
+          <w:color w:val="1A2733"/>
+          <w:sz w:val="21"/>
+          <w:szCs w:val="21"/>
+        </w:rPr>
+        <w:t xml:space="preserve">My claim is ___.</w:t>
+      </w:r>
+      <w:r>
+        <w:rPr>
+          <w:i/>
+          <w:iCs/>
+          <w:color w:val="5F6F80"/>
+          <w:sz w:val="19"/>
+          <w:szCs w:val="19"/>
+        </w:rPr>
+        <w:br/>
+        <w:t xml:space="preserve">Mi afirmación es ___.</w:t>
+      </w:r>
+    </w:p>
+    <w:p>
+      <w:pPr>
+        <w:spacing w:after="60"/>
+      </w:pPr>
+      <w:r>
+        <w:rPr>
+          <w:color w:val="1A2733"/>
+          <w:sz w:val="21"/>
+          <w:szCs w:val="21"/>
+        </w:rPr>
+        <w:t xml:space="preserve">I know because ___.</w:t>
+      </w:r>
+      <w:r>
+        <w:rPr>
+          <w:i/>
+          <w:iCs/>
+          <w:color w:val="5F6F80"/>
+          <w:sz w:val="19"/>
+          <w:szCs w:val="19"/>
+        </w:rPr>
+        <w:br/>
+        <w:t xml:space="preserve">Lo sé porque ___.</w:t>
+      </w:r>
+    </w:p>
+    <w:p>
+      <w:pPr>
+        <w:spacing w:after="60"/>
+      </w:pPr>
+      <w:r>
+        <w:rPr>
+          <w:color w:val="1A2733"/>
+          <w:sz w:val="21"/>
+          <w:szCs w:val="21"/>
+        </w:rPr>
+        <w:t xml:space="preserve">So ___.</w:t>
+      </w:r>
+      <w:r>
+        <w:rPr>
+          <w:i/>
+          <w:iCs/>
+          <w:color w:val="5F6F80"/>
+          <w:sz w:val="19"/>
+          <w:szCs w:val="19"/>
+        </w:rPr>
+        <w:br/>
+        <w:t xml:space="preserve">Entonces ___.</w:t>
+      </w:r>
+    </w:p>
+    <w:tbl>
+      <w:tblPr>
+        <w:tblW w:type="pct" w:w="100%"/>
+        <w:tblBorders>
+          <w:top w:val="single" w:color="C7D2DD" w:sz="6"/>
+          <w:left w:val="single" w:color="C7D2DD" w:sz="6"/>
+          <w:bottom w:val="single" w:color="C7D2DD" w:sz="6"/>
+          <w:right w:val="single" w:color="C7D2DD" w:sz="6"/>
+          <w:insideH w:val="single" w:color="auto" w:sz="4"/>
+          <w:insideV w:val="single" w:color="auto" w:sz="4"/>
+        </w:tblBorders>
+      </w:tblPr>
+      <w:tblGrid>
+        <w:gridCol w:w="100"/>
+      </w:tblGrid>
+      <w:tr>
+        <w:tc>
+          <w:tcPr>
+            <w:shd w:fill="FBF3E2" w:color="auto" w:val="clear"/>
+            <w:tcMar>
+              <w:top w:type="dxa" w:w="60"/>
+              <w:left w:type="dxa" w:w="120"/>
+              <w:bottom w:type="dxa" w:w="60"/>
+              <w:right w:type="dxa" w:w="120"/>
+            </w:tcMar>
+          </w:tcPr>
+          <w:p>
+            <w:pPr>
+              <w:spacing w:after="0" w:line="320"/>
+            </w:pPr>
+            <w:r>
+              <w:t xml:space="preserve"/>
+            </w:r>
+          </w:p>
+          <w:p>
+            <w:pPr>
+              <w:spacing w:after="0" w:line="320"/>
+            </w:pPr>
+            <w:r>
+              <w:t xml:space="preserve"/>
+            </w:r>
+          </w:p>
+          <w:p>
+            <w:pPr>
+              <w:spacing w:after="0" w:line="320"/>
+            </w:pPr>
+            <w:r>
+              <w:t xml:space="preserve"/>
+            </w:r>
+          </w:p>
+        </w:tc>
+      </w:tr>
+    </w:tbl>
+    <w:p>
+      <w:pPr>
+        <w:pStyle w:val="Heading2"/>
+        <w:spacing w:after="80" w:before="180"/>
+      </w:pPr>
+      <w:r>
+        <w:rPr>
+          <w:b/>
+          <w:bCs/>
+          <w:color w:val="12355B"/>
+          <w:sz w:val="24"/>
+          <w:szCs w:val="24"/>
+        </w:rPr>
+        <w:t xml:space="preserve">Explain</w:t>
+      </w:r>
+      <w:r>
+        <w:rPr>
+          <w:i/>
+          <w:iCs/>
+          <w:color w:val="B97A12"/>
+          <w:sz w:val="19"/>
+          <w:szCs w:val="19"/>
+        </w:rPr>
+        <w:t xml:space="preserve">   Light language support</w:t>
+      </w:r>
+    </w:p>
+    <w:p>
+      <w:pPr>
+        <w:spacing w:after="60"/>
+      </w:pPr>
+      <w:r>
+        <w:rPr>
+          <w:color w:val="1A2733"/>
+          <w:sz w:val="21"/>
+          <w:szCs w:val="21"/>
+        </w:rPr>
+        <w:t xml:space="preserve">Write a claim, give math evidence, and explain your reasoning.</w:t>
+      </w:r>
+      <w:r>
+        <w:rPr>
+          <w:i/>
+          <w:iCs/>
+          <w:color w:val="5F6F80"/>
+          <w:sz w:val="19"/>
+          <w:szCs w:val="19"/>
+        </w:rPr>
+        <w:br/>
+        <w:t xml:space="preserve">Escribe una afirmación, da evidencia matemática y explica tu razonamiento.</w:t>
+      </w:r>
+    </w:p>
+    <w:p>
+      <w:pPr>
+        <w:spacing w:after="60"/>
+      </w:pPr>
+      <w:r>
+        <w:rPr>
+          <w:color w:val="1A2733"/>
+          <w:sz w:val="21"/>
+          <w:szCs w:val="21"/>
+        </w:rPr>
+        <w:t xml:space="preserve">My claim is ___.</w:t>
+      </w:r>
+      <w:r>
+        <w:rPr>
+          <w:i/>
+          <w:iCs/>
+          <w:color w:val="5F6F80"/>
+          <w:sz w:val="19"/>
+          <w:szCs w:val="19"/>
+        </w:rPr>
+        <w:br/>
+        <w:t xml:space="preserve">Mi afirmación es ___.</w:t>
+      </w:r>
+    </w:p>
+    <w:p>
+      <w:pPr>
+        <w:spacing w:after="60"/>
+      </w:pPr>
+      <w:r>
+        <w:rPr>
+          <w:color w:val="1A2733"/>
+          <w:sz w:val="21"/>
+          <w:szCs w:val="21"/>
+        </w:rPr>
+        <w:t xml:space="preserve">My math evidence is ___.</w:t>
+      </w:r>
+      <w:r>
+        <w:rPr>
+          <w:i/>
+          <w:iCs/>
+          <w:color w:val="5F6F80"/>
+          <w:sz w:val="19"/>
+          <w:szCs w:val="19"/>
+        </w:rPr>
+        <w:br/>
+        <w:t xml:space="preserve">Mi evidencia matemática es ___.</w:t>
+      </w:r>
+    </w:p>
+    <w:p>
+      <w:pPr>
+        <w:spacing w:after="60"/>
+      </w:pPr>
+      <w:r>
+        <w:rPr>
+          <w:color w:val="1A2733"/>
+          <w:sz w:val="21"/>
+          <w:szCs w:val="21"/>
+        </w:rPr>
+        <w:t xml:space="preserve">This proves ___ because ___.</w:t>
+      </w:r>
+      <w:r>
+        <w:rPr>
+          <w:i/>
+          <w:iCs/>
+          <w:color w:val="5F6F80"/>
+          <w:sz w:val="19"/>
+          <w:szCs w:val="19"/>
+        </w:rPr>
+        <w:br/>
+        <w:t xml:space="preserve">Esto demuestra ___ porque ___.</w:t>
+      </w:r>
+    </w:p>
+    <w:tbl>
+      <w:tblPr>
+        <w:tblW w:type="pct" w:w="100%"/>
+        <w:tblBorders>
+          <w:top w:val="single" w:color="C7D2DD" w:sz="6"/>
+          <w:left w:val="single" w:color="C7D2DD" w:sz="6"/>
+          <w:bottom w:val="single" w:color="C7D2DD" w:sz="6"/>
+          <w:right w:val="single" w:color="C7D2DD" w:sz="6"/>
+          <w:insideH w:val="single" w:color="auto" w:sz="4"/>
+          <w:insideV w:val="single" w:color="auto" w:sz="4"/>
+        </w:tblBorders>
+      </w:tblPr>
+      <w:tblGrid>
+        <w:gridCol w:w="100"/>
+      </w:tblGrid>
+      <w:tr>
+        <w:tc>
+          <w:tcPr>
+            <w:shd w:fill="FBF3E2" w:color="auto" w:val="clear"/>
+            <w:tcMar>
+              <w:top w:type="dxa" w:w="60"/>
+              <w:left w:type="dxa" w:w="120"/>
+              <w:bottom w:type="dxa" w:w="60"/>
+              <w:right w:type="dxa" w:w="120"/>
+            </w:tcMar>
+          </w:tcPr>
+          <w:p>
+            <w:pPr>
+              <w:spacing w:after="0" w:line="320"/>
+            </w:pPr>
+            <w:r>
+              <w:t xml:space="preserve"/>
+            </w:r>
+          </w:p>
+          <w:p>
+            <w:pPr>
+              <w:spacing w:after="0" w:line="320"/>
+            </w:pPr>
+            <w:r>
+              <w:t xml:space="preserve"/>
+            </w:r>
+          </w:p>
+          <w:p>
+            <w:pPr>
+              <w:spacing w:after="0" w:line="320"/>
+            </w:pPr>
+            <w:r>
+              <w:t xml:space="preserve"/>
+            </w:r>
+          </w:p>
+          <w:p>
+            <w:pPr>
+              <w:spacing w:after="0" w:line="320"/>
+            </w:pPr>
+            <w:r>
+              <w:t xml:space="preserve"/>
+            </w:r>
+          </w:p>
+          <w:p>
+            <w:pPr>
+              <w:spacing w:after="0" w:line="320"/>
+            </w:pPr>
+            <w:r>
+              <w:t xml:space="preserve"/>
+            </w:r>
+          </w:p>
+        </w:tc>
+      </w:tr>
+    </w:tbl>
+    <w:p>
+      <w:pPr>
+        <w:pStyle w:val="Heading2"/>
+        <w:spacing w:after="80" w:before="180"/>
+      </w:pPr>
+      <w:r>
+        <w:rPr>
+          <w:b/>
+          <w:bCs/>
+          <w:color w:val="12355B"/>
+          <w:sz w:val="24"/>
+          <w:szCs w:val="24"/>
+        </w:rPr>
+        <w:t xml:space="preserve">4. Check Your Explanation</w:t>
+      </w:r>
+      <w:r>
+        <w:rPr>
+          <w:i/>
+          <w:iCs/>
+          <w:color w:val="1FA6A2"/>
+          <w:sz w:val="19"/>
+          <w:szCs w:val="19"/>
+        </w:rPr>
+        <w:t xml:space="preserve">   five quick checks</w:t>
+      </w:r>
+    </w:p>
+    <w:p>
+      <w:pPr>
+        <w:spacing w:after="80"/>
+      </w:pPr>
+      <w:r>
+        <w:rPr>
+          <w:b/>
+          <w:bCs/>
+          <w:color w:val="1FA6A2"/>
+          <w:sz w:val="22"/>
+          <w:szCs w:val="22"/>
+        </w:rPr>
+        <w:t xml:space="preserve">☐  </w:t>
+      </w:r>
+      <w:r>
+        <w:rPr>
+          <w:sz w:val="20"/>
+          <w:szCs w:val="20"/>
+        </w:rPr>
+        <w:t xml:space="preserve">I answered the question.</w:t>
+      </w:r>
+      <w:r>
+        <w:rPr>
+          <w:i/>
+          <w:iCs/>
+          <w:color w:val="5F6F80"/>
+          <w:sz w:val="18"/>
+          <w:szCs w:val="18"/>
+        </w:rPr>
+        <w:br/>
+        <w:t xml:space="preserve">Respondí la pregunta.</w:t>
+      </w:r>
+    </w:p>
+    <w:p>
+      <w:pPr>
+        <w:spacing w:after="80"/>
+      </w:pPr>
+      <w:r>
+        <w:rPr>
+          <w:b/>
+          <w:bCs/>
+          <w:color w:val="1FA6A2"/>
+          <w:sz w:val="22"/>
+          <w:szCs w:val="22"/>
+        </w:rPr>
+        <w:t xml:space="preserve">☐  </w:t>
+      </w:r>
+      <w:r>
+        <w:rPr>
+          <w:sz w:val="20"/>
+          <w:szCs w:val="20"/>
+        </w:rPr>
+        <w:t xml:space="preserve">I used math evidence: numbers, an equation, a model, or a comparison.</w:t>
+      </w:r>
+      <w:r>
+        <w:rPr>
+          <w:i/>
+          <w:iCs/>
+          <w:color w:val="5F6F80"/>
+          <w:sz w:val="18"/>
+          <w:szCs w:val="18"/>
+        </w:rPr>
+        <w:br/>
+        <w:t xml:space="preserve">Usé evidencia matemática: números, una ecuación, un modelo o una comparación.</w:t>
+      </w:r>
+    </w:p>
+    <w:p>
+      <w:pPr>
+        <w:spacing w:after="80"/>
+      </w:pPr>
+      <w:r>
+        <w:rPr>
+          <w:b/>
+          <w:bCs/>
+          <w:color w:val="1FA6A2"/>
+          <w:sz w:val="22"/>
+          <w:szCs w:val="22"/>
+        </w:rPr>
+        <w:t xml:space="preserve">☐  </w:t>
+      </w:r>
+      <w:r>
+        <w:rPr>
+          <w:sz w:val="20"/>
+          <w:szCs w:val="20"/>
+        </w:rPr>
+        <w:t xml:space="preserve">I explained how the evidence proves my answer.</w:t>
+      </w:r>
+      <w:r>
+        <w:rPr>
+          <w:i/>
+          <w:iCs/>
+          <w:color w:val="5F6F80"/>
+          <w:sz w:val="18"/>
+          <w:szCs w:val="18"/>
+        </w:rPr>
+        <w:br/>
+        <w:t xml:space="preserve">Expliqué cómo la evidencia demuestra mi respuesta.</w:t>
+      </w:r>
+    </w:p>
+    <w:p>
+      <w:pPr>
+        <w:spacing w:after="80"/>
+      </w:pPr>
+      <w:r>
+        <w:rPr>
+          <w:b/>
+          <w:bCs/>
+          <w:color w:val="1FA6A2"/>
+          <w:sz w:val="22"/>
+          <w:szCs w:val="22"/>
+        </w:rPr>
+        <w:t xml:space="preserve">☐  </w:t>
+      </w:r>
+      <w:r>
+        <w:rPr>
+          <w:sz w:val="20"/>
+          <w:szCs w:val="20"/>
+        </w:rPr>
+        <w:t xml:space="preserve">I used at least two math words.</w:t>
+      </w:r>
+      <w:r>
+        <w:rPr>
+          <w:i/>
+          <w:iCs/>
+          <w:color w:val="5F6F80"/>
+          <w:sz w:val="18"/>
+          <w:szCs w:val="18"/>
+        </w:rPr>
+        <w:br/>
+        <w:t xml:space="preserve">Usé por lo menos dos palabras matemáticas.</w:t>
+      </w:r>
+    </w:p>
+    <w:p>
+      <w:pPr>
+        <w:spacing w:after="80"/>
+      </w:pPr>
+      <w:r>
+        <w:rPr>
+          <w:b/>
+          <w:bCs/>
+          <w:color w:val="1FA6A2"/>
+          <w:sz w:val="22"/>
+          <w:szCs w:val="22"/>
+        </w:rPr>
+        <w:t xml:space="preserve">☐  </w:t>
+      </w:r>
+      <w:r>
+        <w:rPr>
+          <w:sz w:val="20"/>
+          <w:szCs w:val="20"/>
+        </w:rPr>
+        <w:t xml:space="preserve">I reread complete sentences and punctuation.</w:t>
+      </w:r>
+      <w:r>
+        <w:rPr>
+          <w:i/>
+          <w:iCs/>
+          <w:color w:val="5F6F80"/>
+          <w:sz w:val="18"/>
+          <w:szCs w:val="18"/>
+        </w:rPr>
+        <w:br/>
+        <w:t xml:space="preserve">Volví a leer mis oraciones completas y la puntuación.</w:t>
+      </w:r>
+    </w:p>
+    <w:p>
+      <w:pPr>
+        <w:pStyle w:val="Heading1"/>
+        <w:pageBreakBefore/>
+        <w:pBdr>
+          <w:bottom w:val="single" w:color="1FA6A2" w:sz="14" w:space="6"/>
+        </w:pBdr>
+        <w:spacing w:after="140" w:before="0"/>
+      </w:pPr>
+      <w:r>
+        <w:rPr>
+          <w:b/>
+          <w:bCs/>
+          <w:color w:val="12355B"/>
+          <w:sz w:val="30"/>
+          <w:szCs w:val="30"/>
+        </w:rPr>
+        <w:t xml:space="preserve">Worked Example</w:t>
+      </w:r>
+    </w:p>
+    <w:p>
+      <w:pPr>
+        <w:pStyle w:val="Heading2"/>
+        <w:spacing w:after="80" w:before="180"/>
+      </w:pPr>
+      <w:r>
+        <w:rPr>
+          <w:b/>
+          <w:bCs/>
+          <w:color w:val="12355B"/>
+          <w:sz w:val="24"/>
+          <w:szCs w:val="24"/>
+        </w:rPr>
+        <w:t xml:space="preserve">Watch &amp; Read</w:t>
+      </w:r>
+      <w:r>
+        <w:rPr>
+          <w:i/>
+          <w:iCs/>
+          <w:color w:val="1FA6A2"/>
+          <w:sz w:val="19"/>
+          <w:szCs w:val="19"/>
+        </w:rPr>
+        <w:t xml:space="preserve">   I Do — follow along with your teacher</w:t>
+      </w:r>
+    </w:p>
+    <w:tbl>
+      <w:tblPr>
+        <w:tblW w:type="pct" w:w="100%"/>
+        <w:tblBorders>
+          <w:top w:val="single" w:color="1FA6A2" w:sz="8"/>
+          <w:left w:val="single" w:color="1FA6A2" w:sz="8"/>
+          <w:bottom w:val="single" w:color="1FA6A2" w:sz="8"/>
+          <w:right w:val="single" w:color="1FA6A2" w:sz="8"/>
+          <w:insideH w:val="single" w:color="auto" w:sz="4"/>
+          <w:insideV w:val="single" w:color="auto" w:sz="4"/>
+        </w:tblBorders>
+      </w:tblPr>
+      <w:tblGrid>
+        <w:gridCol w:w="100"/>
+      </w:tblGrid>
+      <w:tr>
+        <w:tc>
+          <w:tcPr>
+            <w:shd w:fill="E6F4F3" w:color="auto" w:val="clear"/>
+            <w:tcMar>
+              <w:top w:type="dxa" w:w="120"/>
+              <w:left w:type="dxa" w:w="180"/>
+              <w:bottom w:type="dxa" w:w="120"/>
+              <w:right w:type="dxa" w:w="180"/>
+            </w:tcMar>
+          </w:tcPr>
+          <w:p>
+            <w:pPr>
+              <w:spacing w:after="60"/>
+            </w:pPr>
+            <w:r>
+              <w:rPr>
+                <w:b/>
+                <w:bCs/>
+                <w:color w:val="12355B"/>
+                <w:sz w:val="22"/>
+                <w:szCs w:val="22"/>
+              </w:rPr>
+              <w:t xml:space="preserve">Space Station Cargo Breakdown</w:t>
+            </w:r>
+          </w:p>
+          <w:p>
+            <w:pPr>
+              <w:spacing w:after="0"/>
+            </w:pPr>
+            <w:r>
+              <w:rPr>
+                <w:sz w:val="21"/>
+                <w:szCs w:val="21"/>
+              </w:rPr>
+              <w:t xml:space="preserve">The space station received 60 supply crates. Mission Control needs to break this quantity into its prime components so the sorting robots can distribute them into equally sized pods. Help the crew find the prime factorization of 60!</w:t>
+            </w:r>
+          </w:p>
+        </w:tc>
+      </w:tr>
+    </w:tbl>
+    <w:p>
+      <w:pPr>
+        <w:spacing w:after="80"/>
+      </w:pPr>
+      <w:r>
+        <w:t xml:space="preserve"/>
+      </w:r>
+    </w:p>
+    <w:p>
+      <w:pPr>
+        <w:spacing w:after="50" w:before="60"/>
+      </w:pPr>
+      <w:r>
+        <w:rPr>
+          <w:b/>
+          <w:bCs/>
+          <w:color w:val="12355B"/>
+          <w:sz w:val="21"/>
+          <w:szCs w:val="21"/>
+        </w:rPr>
+        <w:t xml:space="preserve">Think about:</w:t>
+      </w:r>
+    </w:p>
+    <w:p>
+      <w:pPr>
+        <w:spacing w:after="40"/>
+        <w:ind w:left="300"/>
+      </w:pPr>
+      <w:r>
+        <w:rPr>
+          <w:sz w:val="20"/>
+          <w:szCs w:val="20"/>
+        </w:rPr>
+        <w:t xml:space="preserve">•  What number are we breaking down into factors?</w:t>
+      </w:r>
+    </w:p>
+    <w:p>
+      <w:pPr>
+        <w:spacing w:after="40"/>
+        <w:ind w:left="300"/>
+      </w:pPr>
+      <w:r>
+        <w:rPr>
+          <w:sz w:val="20"/>
+          <w:szCs w:val="20"/>
+        </w:rPr>
+        <w:t xml:space="preserve">•  What's the difference between a factor and a prime factor?</w:t>
+      </w:r>
+    </w:p>
+    <w:p>
+      <w:pPr>
+        <w:spacing w:after="40"/>
+        <w:ind w:left="300"/>
+      </w:pPr>
+      <w:r>
+        <w:rPr>
+          <w:sz w:val="20"/>
+          <w:szCs w:val="20"/>
+        </w:rPr>
+        <w:t xml:space="preserve">•  How many different ways can we start breaking 60 apart?</w:t>
+      </w:r>
+    </w:p>
+    <w:p>
+      <w:pPr>
+        <w:spacing w:after="40"/>
+        <w:ind w:left="300"/>
+      </w:pPr>
+      <w:r>
+        <w:rPr>
+          <w:sz w:val="20"/>
+          <w:szCs w:val="20"/>
+        </w:rPr>
+        <w:t xml:space="preserve">•  Will we always get the same prime factors no matter how we start?</w:t>
+      </w:r>
+    </w:p>
+    <w:p>
+      <w:pPr>
+        <w:pStyle w:val="Heading2"/>
+        <w:spacing w:after="80" w:before="180"/>
+      </w:pPr>
+      <w:r>
+        <w:rPr>
+          <w:b/>
+          <w:bCs/>
+          <w:color w:val="12355B"/>
+          <w:sz w:val="24"/>
+          <w:szCs w:val="24"/>
+        </w:rPr>
+        <w:t xml:space="preserve">Solved Example</w:t>
+      </w:r>
+      <w:r>
+        <w:rPr>
+          <w:i/>
+          <w:iCs/>
+          <w:color w:val="1FA6A2"/>
+          <w:sz w:val="19"/>
+          <w:szCs w:val="19"/>
+        </w:rPr>
+        <w:t xml:space="preserve">   I Do — watch each step</w:t>
+      </w:r>
+    </w:p>
+    <w:p>
+      <w:pPr>
+        <w:keepNext/>
+        <w:spacing w:after="40"/>
+      </w:pPr>
+      <w:r>
+        <w:rPr>
+          <w:b/>
+          <w:bCs/>
+          <w:color w:val="12355B"/>
+          <w:sz w:val="21"/>
+          <w:szCs w:val="21"/>
+        </w:rPr>
+        <w:t xml:space="preserve">Problem:  </w:t>
+      </w:r>
+      <w:r>
+        <w:rPr>
+          <w:sz w:val="21"/>
+          <w:szCs w:val="21"/>
+        </w:rPr>
+        <w:t xml:space="preserve">Which of the following is a prime number?</w:t>
+      </w:r>
+    </w:p>
+    <w:p>
+      <w:pPr>
+        <w:spacing w:after="30"/>
+        <w:ind w:left="420"/>
+      </w:pPr>
+      <w:r>
+        <w:rPr>
+          <w:sz w:val="20"/>
+          <w:szCs w:val="20"/>
+        </w:rPr>
+        <w:t xml:space="preserve">A)  17</w:t>
+      </w:r>
+    </w:p>
+    <w:p>
+      <w:pPr>
+        <w:spacing w:after="30"/>
+        <w:ind w:left="420"/>
+      </w:pPr>
+      <w:r>
+        <w:rPr>
+          <w:sz w:val="20"/>
+          <w:szCs w:val="20"/>
+        </w:rPr>
+        <w:t xml:space="preserve">B)  15</w:t>
+      </w:r>
+    </w:p>
+    <w:p>
+      <w:pPr>
+        <w:spacing w:after="30"/>
+        <w:ind w:left="420"/>
+      </w:pPr>
+      <w:r>
+        <w:rPr>
+          <w:sz w:val="20"/>
+          <w:szCs w:val="20"/>
+        </w:rPr>
+        <w:t xml:space="preserve">C)  21</w:t>
+      </w:r>
+    </w:p>
+    <w:p>
+      <w:pPr>
+        <w:spacing w:after="30"/>
+        <w:ind w:left="420"/>
+      </w:pPr>
+      <w:r>
+        <w:rPr>
+          <w:sz w:val="20"/>
+          <w:szCs w:val="20"/>
+        </w:rPr>
+        <w:t xml:space="preserve">D)  9</w:t>
+      </w:r>
+    </w:p>
+    <w:p>
+      <w:pPr>
+        <w:spacing w:after="20" w:before="50"/>
+      </w:pPr>
+      <w:r>
+        <w:rPr>
+          <w:b/>
+          <w:bCs/>
+          <w:color w:val="1FA6A2"/>
+          <w:sz w:val="21"/>
+          <w:szCs w:val="21"/>
+        </w:rPr>
+        <w:t xml:space="preserve">Step 1:  </w:t>
+      </w:r>
+      <w:r>
+        <w:rPr>
+          <w:sz w:val="21"/>
+          <w:szCs w:val="21"/>
+        </w:rPr>
+        <w:t xml:space="preserve">17 has exactly two factors: 1 and 17.</w:t>
+      </w:r>
+    </w:p>
+    <w:p>
+      <w:pPr>
+        <w:spacing w:after="20" w:before="50"/>
+      </w:pPr>
+      <w:r>
+        <w:rPr>
+          <w:b/>
+          <w:bCs/>
+          <w:color w:val="1FA6A2"/>
+          <w:sz w:val="21"/>
+          <w:szCs w:val="21"/>
+        </w:rPr>
+        <w:t xml:space="preserve">Step 2:  </w:t>
+      </w:r>
+      <w:r>
+        <w:rPr>
+          <w:sz w:val="21"/>
+          <w:szCs w:val="21"/>
+        </w:rPr>
+        <w:t xml:space="preserve">15 = 3 × 5, 21 = 3 × 7, and 9 = 3 × 3, so they are all composite.</w:t>
+      </w:r>
+    </w:p>
+    <w:p>
+      <w:pPr>
+        <w:spacing w:after="40" w:before="60"/>
+      </w:pPr>
+      <w:r>
+        <w:rPr>
+          <w:b/>
+          <w:bCs/>
+          <w:color w:val="12355B"/>
+          <w:sz w:val="21"/>
+          <w:szCs w:val="21"/>
+        </w:rPr>
+        <w:t xml:space="preserve">Answer:  </w:t>
+      </w:r>
+      <w:r>
+        <w:rPr>
+          <w:b/>
+          <w:bCs/>
+          <w:sz w:val="21"/>
+          <w:szCs w:val="21"/>
+        </w:rPr>
+        <w:t xml:space="preserve">A. 17</w:t>
+      </w:r>
+    </w:p>
+    <w:p>
+      <w:pPr>
+        <w:pStyle w:val="Heading1"/>
+        <w:pageBreakBefore/>
+        <w:pBdr>
+          <w:bottom w:val="single" w:color="1FA6A2" w:sz="14" w:space="6"/>
+        </w:pBdr>
+        <w:spacing w:after="140" w:before="0"/>
+      </w:pPr>
+      <w:r>
+        <w:rPr>
+          <w:b/>
+          <w:bCs/>
+          <w:color w:val="12355B"/>
+          <w:sz w:val="30"/>
+          <w:szCs w:val="30"/>
+        </w:rPr>
+        <w:t xml:space="preserve">Guided Practice</w:t>
+      </w:r>
+    </w:p>
+    <w:p>
+      <w:pPr>
+        <w:pStyle w:val="Heading2"/>
+        <w:spacing w:after="80" w:before="180"/>
+      </w:pPr>
+      <w:r>
+        <w:rPr>
+          <w:b/>
+          <w:bCs/>
+          <w:color w:val="12355B"/>
+          <w:sz w:val="24"/>
+          <w:szCs w:val="24"/>
+        </w:rPr>
+        <w:t xml:space="preserve">Solve Together</w:t>
+      </w:r>
+      <w:r>
+        <w:rPr>
+          <w:i/>
+          <w:iCs/>
+          <w:color w:val="6B4FA0"/>
+          <w:sz w:val="19"/>
+          <w:szCs w:val="19"/>
+        </w:rPr>
+        <w:t xml:space="preserve">   We Do — work with your class</w:t>
+      </w:r>
+    </w:p>
+    <w:p>
+      <w:pPr>
+        <w:keepNext/>
+        <w:spacing w:after="40" w:before="40"/>
+      </w:pPr>
+      <w:r>
+        <w:rPr>
+          <w:b/>
+          <w:bCs/>
+          <w:color w:val="12355B"/>
+          <w:sz w:val="21"/>
+          <w:szCs w:val="21"/>
+        </w:rPr>
+        <w:t xml:space="preserve">Problem:  </w:t>
+      </w:r>
+      <w:r>
+        <w:rPr>
+          <w:sz w:val="21"/>
+          <w:szCs w:val="21"/>
+        </w:rPr>
+        <w:t xml:space="preserve">What is the prime factorization of 30?</w:t>
+      </w:r>
+    </w:p>
+    <w:p>
+      <w:pPr>
+        <w:spacing w:after="30"/>
+        <w:ind w:left="420"/>
+      </w:pPr>
+      <w:r>
+        <w:rPr>
+          <w:sz w:val="20"/>
+          <w:szCs w:val="20"/>
+        </w:rPr>
+        <w:t xml:space="preserve">A)  2 × 3 × 5</w:t>
+      </w:r>
+    </w:p>
+    <w:p>
+      <w:pPr>
+        <w:spacing w:after="30"/>
+        <w:ind w:left="420"/>
+      </w:pPr>
+      <w:r>
+        <w:rPr>
+          <w:sz w:val="20"/>
+          <w:szCs w:val="20"/>
+        </w:rPr>
+        <w:t xml:space="preserve">B)  5 × 6</w:t>
+      </w:r>
+    </w:p>
+    <w:p>
+      <w:pPr>
+        <w:spacing w:after="30"/>
+        <w:ind w:left="420"/>
+      </w:pPr>
+      <w:r>
+        <w:rPr>
+          <w:sz w:val="20"/>
+          <w:szCs w:val="20"/>
+        </w:rPr>
+        <w:t xml:space="preserve">C)  2 × 15</w:t>
+      </w:r>
+    </w:p>
+    <w:p>
+      <w:pPr>
+        <w:spacing w:after="30"/>
+        <w:ind w:left="420"/>
+      </w:pPr>
+      <w:r>
+        <w:rPr>
+          <w:sz w:val="20"/>
+          <w:szCs w:val="20"/>
+        </w:rPr>
+        <w:t xml:space="preserve">D)  3 × 10</w:t>
+      </w:r>
+    </w:p>
+    <w:p>
+      <w:pPr>
+        <w:keepNext/>
+        <w:spacing w:after="0" w:before="50"/>
+      </w:pPr>
+      <w:r>
+        <w:rPr>
+          <w:b/>
+          <w:bCs/>
+          <w:color w:val="6B4FA0"/>
+          <w:sz w:val="21"/>
+          <w:szCs w:val="21"/>
+        </w:rPr>
+        <w:t xml:space="preserve">Step 1:</w:t>
+      </w:r>
+    </w:p>
+    <w:p>
+      <w:pPr>
+        <w:pBdr>
+          <w:bottom w:val="single" w:color="AFBECC" w:sz="6"/>
+        </w:pBdr>
+        <w:spacing w:after="30" w:before="150"/>
+      </w:pPr>
+      <w:r>
+        <w:t xml:space="preserve"/>
+      </w:r>
+    </w:p>
+    <w:p>
+      <w:pPr>
+        <w:keepNext/>
+        <w:spacing w:after="0" w:before="50"/>
+      </w:pPr>
+      <w:r>
+        <w:rPr>
+          <w:b/>
+          <w:bCs/>
+          <w:color w:val="6B4FA0"/>
+          <w:sz w:val="21"/>
+          <w:szCs w:val="21"/>
+        </w:rPr>
+        <w:t xml:space="preserve">Step 2:</w:t>
+      </w:r>
+    </w:p>
+    <w:p>
+      <w:pPr>
+        <w:pBdr>
+          <w:bottom w:val="single" w:color="AFBECC" w:sz="6"/>
+        </w:pBdr>
+        <w:spacing w:after="30" w:before="150"/>
+      </w:pPr>
+      <w:r>
+        <w:t xml:space="preserve"/>
+      </w:r>
+    </w:p>
+    <w:p>
+      <w:pPr>
+        <w:keepNext/>
+        <w:spacing w:after="0" w:before="60"/>
+      </w:pPr>
+      <w:r>
+        <w:rPr>
+          <w:b/>
+          <w:bCs/>
+          <w:color w:val="12355B"/>
+          <w:sz w:val="21"/>
+          <w:szCs w:val="21"/>
+        </w:rPr>
+        <w:t xml:space="preserve">Answer:</w:t>
+      </w:r>
+    </w:p>
+    <w:p>
+      <w:pPr>
+        <w:pBdr>
+          <w:bottom w:val="single" w:color="AFBECC" w:sz="6"/>
+        </w:pBdr>
+        <w:spacing w:after="30" w:before="150"/>
+      </w:pPr>
+      <w:r>
+        <w:t xml:space="preserve"/>
+      </w:r>
+    </w:p>
+    <w:p>
+      <w:pPr>
+        <w:spacing w:after="80"/>
+      </w:pPr>
+      <w:r>
+        <w:t xml:space="preserve"/>
+      </w:r>
+    </w:p>
+    <w:tbl>
+      <w:tblPr>
+        <w:tblW w:type="pct" w:w="100%"/>
+        <w:tblBorders>
+          <w:top w:val="single" w:color="BBD0DE" w:sz="8"/>
+          <w:left w:val="single" w:color="BBD0DE" w:sz="8"/>
+          <w:bottom w:val="single" w:color="BBD0DE" w:sz="8"/>
+          <w:right w:val="single" w:color="BBD0DE" w:sz="8"/>
+          <w:insideH w:val="single" w:color="auto" w:sz="4"/>
+          <w:insideV w:val="single" w:color="auto" w:sz="4"/>
+        </w:tblBorders>
+      </w:tblPr>
+      <w:tblGrid>
+        <w:gridCol w:w="100"/>
+      </w:tblGrid>
+      <w:tr>
+        <w:tc>
+          <w:tcPr>
+            <w:shd w:fill="EEF4F8" w:color="auto" w:val="clear"/>
+            <w:tcMar>
+              <w:top w:type="dxa" w:w="120"/>
+              <w:left w:type="dxa" w:w="180"/>
+              <w:bottom w:type="dxa" w:w="120"/>
+              <w:right w:type="dxa" w:w="180"/>
+            </w:tcMar>
+          </w:tcPr>
+          <w:p>
+            <w:pPr>
               <w:spacing w:after="60"/>
             </w:pPr>
             <w:r>
@@ -3615,6 +4911,97 @@
           <w:szCs w:val="19"/>
         </w:rPr>
         <w:t xml:space="preserve">  — 40 = 2 × 20 = 2 × 2 × 10 = 2 × 2 × 2 × 5. All factors (2, 2, 2, 5) are prime.</w:t>
+      </w:r>
+    </w:p>
+    <w:p>
+      <w:pPr>
+        <w:pStyle w:val="Heading2"/>
+        <w:spacing w:after="80" w:before="180"/>
+      </w:pPr>
+      <w:r>
+        <w:rPr>
+          <w:b/>
+          <w:bCs/>
+          <w:color w:val="12355B"/>
+          <w:sz w:val="24"/>
+          <w:szCs w:val="24"/>
+        </w:rPr>
+        <w:t xml:space="preserve">Math Writing Criteria</w:t>
+      </w:r>
+    </w:p>
+    <w:p>
+      <w:pPr>
+        <w:spacing w:after="100"/>
+      </w:pPr>
+      <w:r>
+        <w:rPr>
+          <w:i/>
+          <w:iCs/>
+          <w:color w:val="5F6F80"/>
+          <w:sz w:val="19"/>
+          <w:szCs w:val="19"/>
+        </w:rPr>
+        <w:t xml:space="preserve">The support level changes the amount of language scaffolding, not the mathematical expectation.</w:t>
+      </w:r>
+    </w:p>
+    <w:p>
+      <w:pPr>
+        <w:spacing w:after="80"/>
+      </w:pPr>
+      <w:r>
+        <w:rPr>
+          <w:sz w:val="20"/>
+          <w:szCs w:val="20"/>
+        </w:rPr>
+        <w:t xml:space="preserve">☐  I answered the question.</w:t>
+      </w:r>
+    </w:p>
+    <w:p>
+      <w:pPr>
+        <w:spacing w:after="80"/>
+      </w:pPr>
+      <w:r>
+        <w:rPr>
+          <w:sz w:val="20"/>
+          <w:szCs w:val="20"/>
+        </w:rPr>
+        <w:t xml:space="preserve">☐  I used math evidence: numbers, an equation, a model, or a comparison.</w:t>
+      </w:r>
+    </w:p>
+    <w:p>
+      <w:pPr>
+        <w:spacing w:after="80"/>
+      </w:pPr>
+      <w:r>
+        <w:rPr>
+          <w:sz w:val="20"/>
+          <w:szCs w:val="20"/>
+        </w:rPr>
+        <w:t xml:space="preserve">☐  I explained how the evidence proves my answer.</w:t>
+      </w:r>
+    </w:p>
+    <w:p>
+      <w:pPr>
+        <w:spacing w:after="80"/>
+      </w:pPr>
+      <w:r>
+        <w:rPr>
+          <w:sz w:val="20"/>
+          <w:szCs w:val="20"/>
+        </w:rPr>
+        <w:t xml:space="preserve">☐  I used at least two math words.</w:t>
+      </w:r>
+    </w:p>
+    <w:p>
+      <w:pPr>
+        <w:spacing w:after="80"/>
+      </w:pPr>
+      <w:r>
+        <w:rPr>
+          <w:sz w:val="20"/>
+          <w:szCs w:val="20"/>
+        </w:rPr>
+        <w:t xml:space="preserve">☐  I reread complete sentences and punctuation.</w:t>
       </w:r>
     </w:p>
     <w:sectPr>

--- a/lessons/1-1/downloads/1-1-notes-teacher.docx
+++ b/lessons/1-1/downloads/1-1-notes-teacher.docx
@@ -366,7 +366,7 @@
           </w:p>
           <w:p>
             <w:pPr>
-              <w:spacing w:after="0"/>
+              <w:spacing w:after="40"/>
             </w:pPr>
             <w:r>
               <w:rPr>
@@ -376,262 +376,29 @@
               <w:t xml:space="preserve">Anyone who uses mathematical thinking — which is everyone, every day.</w:t>
             </w:r>
           </w:p>
-        </w:tc>
-      </w:tr>
-    </w:tbl>
-    <w:tbl>
-      <w:tblPr>
-        <w:tblW w:type="pct" w:w="100%"/>
-        <w:tblBorders>
-          <w:top w:val="none" w:color="FFFFFF" w:sz="0"/>
-          <w:left w:val="none" w:color="FFFFFF" w:sz="0"/>
-          <w:bottom w:val="single" w:color="C7D2DD" w:sz="4"/>
-          <w:right w:val="none" w:color="FFFFFF" w:sz="0"/>
-          <w:insideH w:val="none" w:color="FFFFFF" w:sz="0"/>
-          <w:insideV w:val="none" w:color="FFFFFF" w:sz="0"/>
-        </w:tblBorders>
-      </w:tblPr>
-      <w:tblGrid>
-        <w:gridCol w:w="1800"/>
-        <w:gridCol w:w="7560"/>
-      </w:tblGrid>
-      <w:tr>
-        <w:trPr>
-          <w:cantSplit/>
-        </w:trPr>
-        <w:tc>
-          <w:tcPr>
-            <w:tcW w:type="dxa" w:w="1800"/>
-            <w:tcMar>
-              <w:top w:type="dxa" w:w="100"/>
-              <w:left w:type="dxa" w:w="40"/>
-              <w:bottom w:type="dxa" w:w="100"/>
-              <w:right w:type="dxa" w:w="120"/>
-            </w:tcMar>
-            <w:vAlign w:val="center"/>
-          </w:tcPr>
           <w:p>
             <w:pPr>
               <w:spacing w:after="0"/>
-              <w:jc w:val="center"/>
-            </w:pPr>
-            <w:r>
-              <w:drawing>
-                <wp:inline distT="0" distB="0" distL="0" distR="0">
-                  <wp:extent cx="1047750" cy="790575"/>
-                  <wp:effectExtent t="0" r="0" b="0" l="0"/>
-                  <wp:docPr id="1" name="" descr="" title=""/>
-                  <wp:cNvGraphicFramePr>
-                    <a:graphicFrameLocks xmlns:a="http://schemas.openxmlformats.org/drawingml/2006/main" noChangeAspect="1"/>
-                  </wp:cNvGraphicFramePr>
-                  <a:graphic xmlns:a="http://schemas.openxmlformats.org/drawingml/2006/main">
-                    <a:graphicData uri="http://schemas.openxmlformats.org/drawingml/2006/picture">
-                      <pic:pic xmlns:pic="http://schemas.openxmlformats.org/drawingml/2006/picture">
-                        <pic:nvPicPr>
-                          <pic:cNvPr id="0" name="" descr=""/>
-                          <pic:cNvPicPr>
-                            <a:picLocks noChangeAspect="1" noChangeArrowheads="1"/>
-                          </pic:cNvPicPr>
-                        </pic:nvPicPr>
-                        <pic:blipFill>
-                          <a:blip r:embed="rId9" cstate="none"/>
-                          <a:srcRect/>
-                          <a:stretch>
-                            <a:fillRect/>
-                          </a:stretch>
-                        </pic:blipFill>
-                        <pic:spPr bwMode="auto">
-                          <a:xfrm>
-                            <a:off x="0" y="0"/>
-                            <a:ext cx="1047750" cy="790575"/>
-                          </a:xfrm>
-                          <a:prstGeom prst="rect">
-                            <a:avLst/>
-                          </a:prstGeom>
-                        </pic:spPr>
-                      </pic:pic>
-                    </a:graphicData>
-                  </a:graphic>
-                </wp:inline>
-              </w:drawing>
-            </w:r>
-          </w:p>
-        </w:tc>
-        <w:tc>
-          <w:tcPr>
-            <w:tcW w:type="dxa" w:w="7560"/>
-            <w:tcMar>
-              <w:top w:type="dxa" w:w="100"/>
-              <w:left w:type="dxa" w:w="40"/>
-              <w:bottom w:type="dxa" w:w="100"/>
-              <w:right w:type="dxa" w:w="40"/>
-            </w:tcMar>
-            <w:vAlign w:val="center"/>
-          </w:tcPr>
-          <w:p>
-            <w:pPr>
-              <w:spacing w:after="50"/>
             </w:pPr>
             <w:r>
               <w:rPr>
                 <w:b/>
                 <w:bCs/>
-                <w:color w:val="12355B"/>
-                <w:sz w:val="24"/>
-                <w:szCs w:val="24"/>
+                <w:color w:val="1FA6A2"/>
+                <w:sz w:val="18"/>
+                <w:szCs w:val="18"/>
               </w:rPr>
-              <w:t xml:space="preserve">math story</w:t>
+              <w:t xml:space="preserve">Example:  </w:t>
             </w:r>
             <w:r>
               <w:rPr>
                 <w:i/>
                 <w:iCs/>
                 <w:color w:val="5F6F80"/>
-                <w:sz w:val="19"/>
-                <w:szCs w:val="19"/>
+                <w:sz w:val="18"/>
+                <w:szCs w:val="18"/>
               </w:rPr>
-              <w:t xml:space="preserve">   historia matemática</w:t>
-            </w:r>
-          </w:p>
-          <w:p>
-            <w:pPr>
-              <w:spacing w:after="0"/>
-            </w:pPr>
-            <w:r>
-              <w:rPr>
-                <w:sz w:val="21"/>
-                <w:szCs w:val="21"/>
-              </w:rPr>
-              <w:t xml:space="preserve">Your own history with mathematics — what you have done, felt, and learned so far.</w:t>
-            </w:r>
-          </w:p>
-        </w:tc>
-      </w:tr>
-    </w:tbl>
-    <w:tbl>
-      <w:tblPr>
-        <w:tblW w:type="pct" w:w="100%"/>
-        <w:tblBorders>
-          <w:top w:val="none" w:color="FFFFFF" w:sz="0"/>
-          <w:left w:val="none" w:color="FFFFFF" w:sz="0"/>
-          <w:bottom w:val="single" w:color="C7D2DD" w:sz="4"/>
-          <w:right w:val="none" w:color="FFFFFF" w:sz="0"/>
-          <w:insideH w:val="none" w:color="FFFFFF" w:sz="0"/>
-          <w:insideV w:val="none" w:color="FFFFFF" w:sz="0"/>
-        </w:tblBorders>
-      </w:tblPr>
-      <w:tblGrid>
-        <w:gridCol w:w="1800"/>
-        <w:gridCol w:w="7560"/>
-      </w:tblGrid>
-      <w:tr>
-        <w:trPr>
-          <w:cantSplit/>
-        </w:trPr>
-        <w:tc>
-          <w:tcPr>
-            <w:tcW w:type="dxa" w:w="1800"/>
-            <w:tcMar>
-              <w:top w:type="dxa" w:w="100"/>
-              <w:left w:type="dxa" w:w="40"/>
-              <w:bottom w:type="dxa" w:w="100"/>
-              <w:right w:type="dxa" w:w="120"/>
-            </w:tcMar>
-            <w:vAlign w:val="center"/>
-          </w:tcPr>
-          <w:p>
-            <w:pPr>
-              <w:spacing w:after="0"/>
-              <w:jc w:val="center"/>
-            </w:pPr>
-            <w:r>
-              <w:drawing>
-                <wp:inline distT="0" distB="0" distL="0" distR="0">
-                  <wp:extent cx="1047750" cy="790575"/>
-                  <wp:effectExtent t="0" r="0" b="0" l="0"/>
-                  <wp:docPr id="1" name="" descr="" title=""/>
-                  <wp:cNvGraphicFramePr>
-                    <a:graphicFrameLocks xmlns:a="http://schemas.openxmlformats.org/drawingml/2006/main" noChangeAspect="1"/>
-                  </wp:cNvGraphicFramePr>
-                  <a:graphic xmlns:a="http://schemas.openxmlformats.org/drawingml/2006/main">
-                    <a:graphicData uri="http://schemas.openxmlformats.org/drawingml/2006/picture">
-                      <pic:pic xmlns:pic="http://schemas.openxmlformats.org/drawingml/2006/picture">
-                        <pic:nvPicPr>
-                          <pic:cNvPr id="0" name="" descr=""/>
-                          <pic:cNvPicPr>
-                            <a:picLocks noChangeAspect="1" noChangeArrowheads="1"/>
-                          </pic:cNvPicPr>
-                        </pic:nvPicPr>
-                        <pic:blipFill>
-                          <a:blip r:embed="rId9" cstate="none"/>
-                          <a:srcRect/>
-                          <a:stretch>
-                            <a:fillRect/>
-                          </a:stretch>
-                        </pic:blipFill>
-                        <pic:spPr bwMode="auto">
-                          <a:xfrm>
-                            <a:off x="0" y="0"/>
-                            <a:ext cx="1047750" cy="790575"/>
-                          </a:xfrm>
-                          <a:prstGeom prst="rect">
-                            <a:avLst/>
-                          </a:prstGeom>
-                        </pic:spPr>
-                      </pic:pic>
-                    </a:graphicData>
-                  </a:graphic>
-                </wp:inline>
-              </w:drawing>
-            </w:r>
-          </w:p>
-        </w:tc>
-        <w:tc>
-          <w:tcPr>
-            <w:tcW w:type="dxa" w:w="7560"/>
-            <w:tcMar>
-              <w:top w:type="dxa" w:w="100"/>
-              <w:left w:type="dxa" w:w="40"/>
-              <w:bottom w:type="dxa" w:w="100"/>
-              <w:right w:type="dxa" w:w="40"/>
-            </w:tcMar>
-            <w:vAlign w:val="center"/>
-          </w:tcPr>
-          <w:p>
-            <w:pPr>
-              <w:spacing w:after="50"/>
-            </w:pPr>
-            <w:r>
-              <w:rPr>
-                <w:b/>
-                <w:bCs/>
-                <w:color w:val="12355B"/>
-                <w:sz w:val="24"/>
-                <w:szCs w:val="24"/>
-              </w:rPr>
-              <w:t xml:space="preserve">strength</w:t>
-            </w:r>
-            <w:r>
-              <w:rPr>
-                <w:i/>
-                <w:iCs/>
-                <w:color w:val="5F6F80"/>
-                <w:sz w:val="19"/>
-                <w:szCs w:val="19"/>
-              </w:rPr>
-              <w:t xml:space="preserve">   fortaleza</w:t>
-            </w:r>
-          </w:p>
-          <w:p>
-            <w:pPr>
-              <w:spacing w:after="0"/>
-            </w:pPr>
-            <w:r>
-              <w:rPr>
-                <w:sz w:val="21"/>
-                <w:szCs w:val="21"/>
-              </w:rPr>
-              <w:t xml:space="preserve">Something you already do well and can share with others.</w:t>
+              <w:t xml:space="preserve">Splitting a bill 4 ways at dinner — that is a doer of math.</w:t>
             </w:r>
           </w:p>
         </w:tc>
@@ -738,7 +505,7 @@
                 <w:sz w:val="24"/>
                 <w:szCs w:val="24"/>
               </w:rPr>
-              <w:t xml:space="preserve">decompose</w:t>
+              <w:t xml:space="preserve">math story</w:t>
             </w:r>
             <w:r>
               <w:rPr>
@@ -748,19 +515,44 @@
                 <w:sz w:val="19"/>
                 <w:szCs w:val="19"/>
               </w:rPr>
-              <w:t xml:space="preserve">   descomponer</w:t>
-            </w:r>
-          </w:p>
-          <w:p>
-            <w:pPr>
-              <w:spacing w:after="0"/>
+              <w:t xml:space="preserve">   historia matemática</w:t>
+            </w:r>
+          </w:p>
+          <w:p>
+            <w:pPr>
+              <w:spacing w:after="40"/>
             </w:pPr>
             <w:r>
               <w:rPr>
                 <w:sz w:val="21"/>
                 <w:szCs w:val="21"/>
               </w:rPr>
-              <w:t xml:space="preserve">To break a number into parts that add, subtract, multiply, or divide back to it.</w:t>
+              <w:t xml:space="preserve">Your own history with mathematics — what you have done, felt, and learned so far.</w:t>
+            </w:r>
+          </w:p>
+          <w:p>
+            <w:pPr>
+              <w:spacing w:after="0"/>
+            </w:pPr>
+            <w:r>
+              <w:rPr>
+                <w:b/>
+                <w:bCs/>
+                <w:color w:val="1FA6A2"/>
+                <w:sz w:val="18"/>
+                <w:szCs w:val="18"/>
+              </w:rPr>
+              <w:t xml:space="preserve">Example:  </w:t>
+            </w:r>
+            <w:r>
+              <w:rPr>
+                <w:i/>
+                <w:iCs/>
+                <w:color w:val="5F6F80"/>
+                <w:sz w:val="18"/>
+                <w:szCs w:val="18"/>
+              </w:rPr>
+              <w:t xml:space="preserve">“In 3rd grade I hated fractions; this year I can explain them.”</w:t>
             </w:r>
           </w:p>
         </w:tc>
@@ -867,6 +659,314 @@
                 <w:sz w:val="24"/>
                 <w:szCs w:val="24"/>
               </w:rPr>
+              <w:t xml:space="preserve">strength</w:t>
+            </w:r>
+            <w:r>
+              <w:rPr>
+                <w:i/>
+                <w:iCs/>
+                <w:color w:val="5F6F80"/>
+                <w:sz w:val="19"/>
+                <w:szCs w:val="19"/>
+              </w:rPr>
+              <w:t xml:space="preserve">   fortaleza</w:t>
+            </w:r>
+          </w:p>
+          <w:p>
+            <w:pPr>
+              <w:spacing w:after="40"/>
+            </w:pPr>
+            <w:r>
+              <w:rPr>
+                <w:sz w:val="21"/>
+                <w:szCs w:val="21"/>
+              </w:rPr>
+              <w:t xml:space="preserve">Something you already do well and can share with others.</w:t>
+            </w:r>
+          </w:p>
+          <w:p>
+            <w:pPr>
+              <w:spacing w:after="0"/>
+            </w:pPr>
+            <w:r>
+              <w:rPr>
+                <w:b/>
+                <w:bCs/>
+                <w:color w:val="1FA6A2"/>
+                <w:sz w:val="18"/>
+                <w:szCs w:val="18"/>
+              </w:rPr>
+              <w:t xml:space="preserve">Example:  </w:t>
+            </w:r>
+            <w:r>
+              <w:rPr>
+                <w:i/>
+                <w:iCs/>
+                <w:color w:val="5F6F80"/>
+                <w:sz w:val="18"/>
+                <w:szCs w:val="18"/>
+              </w:rPr>
+              <w:t xml:space="preserve">“I am good at mental math with money” — a strength you can teach.</w:t>
+            </w:r>
+          </w:p>
+        </w:tc>
+      </w:tr>
+    </w:tbl>
+    <w:tbl>
+      <w:tblPr>
+        <w:tblW w:type="pct" w:w="100%"/>
+        <w:tblBorders>
+          <w:top w:val="none" w:color="FFFFFF" w:sz="0"/>
+          <w:left w:val="none" w:color="FFFFFF" w:sz="0"/>
+          <w:bottom w:val="single" w:color="C7D2DD" w:sz="4"/>
+          <w:right w:val="none" w:color="FFFFFF" w:sz="0"/>
+          <w:insideH w:val="none" w:color="FFFFFF" w:sz="0"/>
+          <w:insideV w:val="none" w:color="FFFFFF" w:sz="0"/>
+        </w:tblBorders>
+      </w:tblPr>
+      <w:tblGrid>
+        <w:gridCol w:w="1800"/>
+        <w:gridCol w:w="7560"/>
+      </w:tblGrid>
+      <w:tr>
+        <w:trPr>
+          <w:cantSplit/>
+        </w:trPr>
+        <w:tc>
+          <w:tcPr>
+            <w:tcW w:type="dxa" w:w="1800"/>
+            <w:tcMar>
+              <w:top w:type="dxa" w:w="100"/>
+              <w:left w:type="dxa" w:w="40"/>
+              <w:bottom w:type="dxa" w:w="100"/>
+              <w:right w:type="dxa" w:w="120"/>
+            </w:tcMar>
+            <w:vAlign w:val="center"/>
+          </w:tcPr>
+          <w:p>
+            <w:pPr>
+              <w:spacing w:after="0"/>
+              <w:jc w:val="center"/>
+            </w:pPr>
+            <w:r>
+              <w:drawing>
+                <wp:inline distT="0" distB="0" distL="0" distR="0">
+                  <wp:extent cx="1047750" cy="790575"/>
+                  <wp:effectExtent t="0" r="0" b="0" l="0"/>
+                  <wp:docPr id="1" name="" descr="" title=""/>
+                  <wp:cNvGraphicFramePr>
+                    <a:graphicFrameLocks xmlns:a="http://schemas.openxmlformats.org/drawingml/2006/main" noChangeAspect="1"/>
+                  </wp:cNvGraphicFramePr>
+                  <a:graphic xmlns:a="http://schemas.openxmlformats.org/drawingml/2006/main">
+                    <a:graphicData uri="http://schemas.openxmlformats.org/drawingml/2006/picture">
+                      <pic:pic xmlns:pic="http://schemas.openxmlformats.org/drawingml/2006/picture">
+                        <pic:nvPicPr>
+                          <pic:cNvPr id="0" name="" descr=""/>
+                          <pic:cNvPicPr>
+                            <a:picLocks noChangeAspect="1" noChangeArrowheads="1"/>
+                          </pic:cNvPicPr>
+                        </pic:nvPicPr>
+                        <pic:blipFill>
+                          <a:blip r:embed="rId12" cstate="none"/>
+                          <a:srcRect/>
+                          <a:stretch>
+                            <a:fillRect/>
+                          </a:stretch>
+                        </pic:blipFill>
+                        <pic:spPr bwMode="auto">
+                          <a:xfrm>
+                            <a:off x="0" y="0"/>
+                            <a:ext cx="1047750" cy="790575"/>
+                          </a:xfrm>
+                          <a:prstGeom prst="rect">
+                            <a:avLst/>
+                          </a:prstGeom>
+                        </pic:spPr>
+                      </pic:pic>
+                    </a:graphicData>
+                  </a:graphic>
+                </wp:inline>
+              </w:drawing>
+            </w:r>
+          </w:p>
+        </w:tc>
+        <w:tc>
+          <w:tcPr>
+            <w:tcW w:type="dxa" w:w="7560"/>
+            <w:tcMar>
+              <w:top w:type="dxa" w:w="100"/>
+              <w:left w:type="dxa" w:w="40"/>
+              <w:bottom w:type="dxa" w:w="100"/>
+              <w:right w:type="dxa" w:w="40"/>
+            </w:tcMar>
+            <w:vAlign w:val="center"/>
+          </w:tcPr>
+          <w:p>
+            <w:pPr>
+              <w:spacing w:after="50"/>
+            </w:pPr>
+            <w:r>
+              <w:rPr>
+                <w:b/>
+                <w:bCs/>
+                <w:color w:val="12355B"/>
+                <w:sz w:val="24"/>
+                <w:szCs w:val="24"/>
+              </w:rPr>
+              <w:t xml:space="preserve">decompose</w:t>
+            </w:r>
+            <w:r>
+              <w:rPr>
+                <w:i/>
+                <w:iCs/>
+                <w:color w:val="5F6F80"/>
+                <w:sz w:val="19"/>
+                <w:szCs w:val="19"/>
+              </w:rPr>
+              <w:t xml:space="preserve">   descomponer</w:t>
+            </w:r>
+          </w:p>
+          <w:p>
+            <w:pPr>
+              <w:spacing w:after="40"/>
+            </w:pPr>
+            <w:r>
+              <w:rPr>
+                <w:sz w:val="21"/>
+                <w:szCs w:val="21"/>
+              </w:rPr>
+              <w:t xml:space="preserve">To break a number into parts that add, subtract, multiply, or divide back to it.</w:t>
+            </w:r>
+          </w:p>
+          <w:p>
+            <w:pPr>
+              <w:spacing w:after="0"/>
+            </w:pPr>
+            <w:r>
+              <w:rPr>
+                <w:b/>
+                <w:bCs/>
+                <w:color w:val="1FA6A2"/>
+                <w:sz w:val="18"/>
+                <w:szCs w:val="18"/>
+              </w:rPr>
+              <w:t xml:space="preserve">Example:  </w:t>
+            </w:r>
+            <w:r>
+              <w:rPr>
+                <w:i/>
+                <w:iCs/>
+                <w:color w:val="5F6F80"/>
+                <w:sz w:val="18"/>
+                <w:szCs w:val="18"/>
+              </w:rPr>
+              <w:t xml:space="preserve">78.5 = 70 + 8.5, and also 157 ÷ 2 — both rebuild the same number.</w:t>
+            </w:r>
+          </w:p>
+        </w:tc>
+      </w:tr>
+    </w:tbl>
+    <w:tbl>
+      <w:tblPr>
+        <w:tblW w:type="pct" w:w="100%"/>
+        <w:tblBorders>
+          <w:top w:val="none" w:color="FFFFFF" w:sz="0"/>
+          <w:left w:val="none" w:color="FFFFFF" w:sz="0"/>
+          <w:bottom w:val="single" w:color="C7D2DD" w:sz="4"/>
+          <w:right w:val="none" w:color="FFFFFF" w:sz="0"/>
+          <w:insideH w:val="none" w:color="FFFFFF" w:sz="0"/>
+          <w:insideV w:val="none" w:color="FFFFFF" w:sz="0"/>
+        </w:tblBorders>
+      </w:tblPr>
+      <w:tblGrid>
+        <w:gridCol w:w="1800"/>
+        <w:gridCol w:w="7560"/>
+      </w:tblGrid>
+      <w:tr>
+        <w:trPr>
+          <w:cantSplit/>
+        </w:trPr>
+        <w:tc>
+          <w:tcPr>
+            <w:tcW w:type="dxa" w:w="1800"/>
+            <w:tcMar>
+              <w:top w:type="dxa" w:w="100"/>
+              <w:left w:type="dxa" w:w="40"/>
+              <w:bottom w:type="dxa" w:w="100"/>
+              <w:right w:type="dxa" w:w="120"/>
+            </w:tcMar>
+            <w:vAlign w:val="center"/>
+          </w:tcPr>
+          <w:p>
+            <w:pPr>
+              <w:spacing w:after="0"/>
+              <w:jc w:val="center"/>
+            </w:pPr>
+            <w:r>
+              <w:drawing>
+                <wp:inline distT="0" distB="0" distL="0" distR="0">
+                  <wp:extent cx="1047750" cy="790575"/>
+                  <wp:effectExtent t="0" r="0" b="0" l="0"/>
+                  <wp:docPr id="1" name="" descr="" title=""/>
+                  <wp:cNvGraphicFramePr>
+                    <a:graphicFrameLocks xmlns:a="http://schemas.openxmlformats.org/drawingml/2006/main" noChangeAspect="1"/>
+                  </wp:cNvGraphicFramePr>
+                  <a:graphic xmlns:a="http://schemas.openxmlformats.org/drawingml/2006/main">
+                    <a:graphicData uri="http://schemas.openxmlformats.org/drawingml/2006/picture">
+                      <pic:pic xmlns:pic="http://schemas.openxmlformats.org/drawingml/2006/picture">
+                        <pic:nvPicPr>
+                          <pic:cNvPr id="0" name="" descr=""/>
+                          <pic:cNvPicPr>
+                            <a:picLocks noChangeAspect="1" noChangeArrowheads="1"/>
+                          </pic:cNvPicPr>
+                        </pic:nvPicPr>
+                        <pic:blipFill>
+                          <a:blip r:embed="rId13" cstate="none"/>
+                          <a:srcRect/>
+                          <a:stretch>
+                            <a:fillRect/>
+                          </a:stretch>
+                        </pic:blipFill>
+                        <pic:spPr bwMode="auto">
+                          <a:xfrm>
+                            <a:off x="0" y="0"/>
+                            <a:ext cx="1047750" cy="790575"/>
+                          </a:xfrm>
+                          <a:prstGeom prst="rect">
+                            <a:avLst/>
+                          </a:prstGeom>
+                        </pic:spPr>
+                      </pic:pic>
+                    </a:graphicData>
+                  </a:graphic>
+                </wp:inline>
+              </w:drawing>
+            </w:r>
+          </w:p>
+        </w:tc>
+        <w:tc>
+          <w:tcPr>
+            <w:tcW w:type="dxa" w:w="7560"/>
+            <w:tcMar>
+              <w:top w:type="dxa" w:w="100"/>
+              <w:left w:type="dxa" w:w="40"/>
+              <w:bottom w:type="dxa" w:w="100"/>
+              <w:right w:type="dxa" w:w="40"/>
+            </w:tcMar>
+            <w:vAlign w:val="center"/>
+          </w:tcPr>
+          <w:p>
+            <w:pPr>
+              <w:spacing w:after="50"/>
+            </w:pPr>
+            <w:r>
+              <w:rPr>
+                <w:b/>
+                <w:bCs/>
+                <w:color w:val="12355B"/>
+                <w:sz w:val="24"/>
+                <w:szCs w:val="24"/>
+              </w:rPr>
               <w:t xml:space="preserve">estimate</w:t>
             </w:r>
             <w:r>
@@ -882,7 +982,7 @@
           </w:p>
           <w:p>
             <w:pPr>
-              <w:spacing w:after="0"/>
+              <w:spacing w:after="40"/>
             </w:pPr>
             <w:r>
               <w:rPr>
@@ -890,6 +990,31 @@
                 <w:szCs w:val="21"/>
               </w:rPr>
               <w:t xml:space="preserve">A reasoned answer that is close enough to be useful, without counting every one.</w:t>
+            </w:r>
+          </w:p>
+          <w:p>
+            <w:pPr>
+              <w:spacing w:after="0"/>
+            </w:pPr>
+            <w:r>
+              <w:rPr>
+                <w:b/>
+                <w:bCs/>
+                <w:color w:val="1FA6A2"/>
+                <w:sz w:val="18"/>
+                <w:szCs w:val="18"/>
+              </w:rPr>
+              <w:t xml:space="preserve">Example:  </w:t>
+            </w:r>
+            <w:r>
+              <w:rPr>
+                <w:i/>
+                <w:iCs/>
+                <w:color w:val="5F6F80"/>
+                <w:sz w:val="18"/>
+                <w:szCs w:val="18"/>
+              </w:rPr>
+              <w:t xml:space="preserve">20 cars × about 4 riders ≈ 80 people on the Ferris wheel.</w:t>
             </w:r>
           </w:p>
         </w:tc>
@@ -1014,7 +1139,7 @@
           <w:sz w:val="22"/>
           <w:szCs w:val="22"/>
         </w:rPr>
-        <w:t xml:space="preserve">__________  —  Anyone who uses mathematical thinking — which is everyone, every day.</w:t>
+        <w:t xml:space="preserve">Anyone who uses mathematical thinking is a ___ ___ ___.</w:t>
       </w:r>
     </w:p>
     <w:p>
@@ -1036,7 +1161,7 @@
           <w:sz w:val="22"/>
           <w:szCs w:val="22"/>
         </w:rPr>
-        <w:t xml:space="preserve">__________  —  Your own history with mathematics — what you have done, felt, and learned so far.</w:t>
+        <w:t xml:space="preserve">Your history with mathematics — what you have done and felt — is your ___ ___.</w:t>
       </w:r>
     </w:p>
     <w:p>
@@ -1058,7 +1183,7 @@
           <w:sz w:val="22"/>
           <w:szCs w:val="22"/>
         </w:rPr>
-        <w:t xml:space="preserve">__________  —  Something you already do well and can share with others.</w:t>
+        <w:t xml:space="preserve">Something you already do well and can share with others is a ___.</w:t>
       </w:r>
     </w:p>
     <w:p>
@@ -1080,7 +1205,7 @@
           <w:sz w:val="22"/>
           <w:szCs w:val="22"/>
         </w:rPr>
-        <w:t xml:space="preserve">__________  —  To break a number into parts that add, subtract, multiply, or divide back to it.</w:t>
+        <w:t xml:space="preserve">To break a number into parts that rebuild it exactly is to ___ it.</w:t>
       </w:r>
     </w:p>
     <w:p>
@@ -1102,7 +1227,7 @@
           <w:sz w:val="22"/>
           <w:szCs w:val="22"/>
         </w:rPr>
-        <w:t xml:space="preserve">__________  —  A reasoned answer that is close enough to be useful, without counting every one.</w:t>
+        <w:t xml:space="preserve">A reasoned answer that is close enough to be useful is an ___.</w:t>
       </w:r>
     </w:p>
     <w:p>
@@ -2486,7 +2611,7 @@
                 <w:sz w:val="21"/>
                 <w:szCs w:val="21"/>
               </w:rPr>
-              <w:t xml:space="preserve">You have been doing math your whole life — at home, in school, and in your neighborhood — often without calling it math. This year starts by naming what you already do.</w:t>
+              <w:t xml:space="preserve">You have been doing math your whole life — at home, in school, and in your neighborhood — often without calling it math. This year starts by naming what you already do. Today you will take a Strengths Inventory — naming one thing you can already do well and one area you want to grow — and you will write your own math story. Then you will read a classmate’s story and find one thing that is the same as yours and one thing that is different. Estimating the riders on that Ferris wheel is math. So is deciding whether an answer is reasonable.</w:t>
             </w:r>
           </w:p>
         </w:tc>

--- a/lessons/1-1/downloads/1-1-notes-teacher.docx
+++ b/lessons/1-1/downloads/1-1-notes-teacher.docx
@@ -219,10 +219,12 @@
     <w:p>
       <w:pPr>
         <w:pStyle w:val="Heading1"/>
+        <w:keepNext/>
+        <w:keepLines/>
         <w:pBdr>
           <w:bottom w:val="single" w:color="1FA6A2" w:sz="14" w:space="6"/>
         </w:pBdr>
-        <w:spacing w:after="140" w:before="260"/>
+        <w:spacing w:after="140" w:before="300"/>
       </w:pPr>
       <w:r>
         <w:rPr>
@@ -1023,10 +1025,12 @@
     <w:p>
       <w:pPr>
         <w:pStyle w:val="Heading1"/>
+        <w:keepNext/>
+        <w:keepLines/>
         <w:pBdr>
           <w:bottom w:val="single" w:color="1FA6A2" w:sz="14" w:space="6"/>
         </w:pBdr>
-        <w:spacing w:after="140" w:before="260"/>
+        <w:spacing w:after="140" w:before="300"/>
       </w:pPr>
       <w:r>
         <w:rPr>
@@ -1122,7 +1126,8 @@
     </w:p>
     <w:p>
       <w:pPr>
-        <w:spacing w:after="120" w:before="80"/>
+        <w:keepLines/>
+        <w:spacing w:after="260" w:before="200"/>
       </w:pPr>
       <w:r>
         <w:rPr>
@@ -1139,78 +1144,55 @@
           <w:sz w:val="22"/>
           <w:szCs w:val="22"/>
         </w:rPr>
-        <w:t xml:space="preserve">Anyone who uses mathematical thinking is a ___ ___ ___.</w:t>
-      </w:r>
-    </w:p>
-    <w:p>
-      <w:pPr>
-        <w:spacing w:after="120" w:before="80"/>
-      </w:pPr>
-      <w:r>
-        <w:rPr>
-          <w:b/>
-          <w:bCs/>
-          <w:color w:val="12355B"/>
+        <w:t xml:space="preserve">Anyone who uses mathematical thinking is a </w:t>
+      </w:r>
+      <w:r>
+        <w:rPr>
           <w:sz w:val="22"/>
           <w:szCs w:val="22"/>
         </w:rPr>
-        <w:t xml:space="preserve">2.  </w:t>
+        <w:t xml:space="preserve">________________</w:t>
       </w:r>
       <w:r>
         <w:rPr>
           <w:sz w:val="22"/>
           <w:szCs w:val="22"/>
         </w:rPr>
-        <w:t xml:space="preserve">Your history with mathematics — what you have done and felt — is your ___ ___.</w:t>
-      </w:r>
-    </w:p>
-    <w:p>
-      <w:pPr>
-        <w:spacing w:after="120" w:before="80"/>
-      </w:pPr>
-      <w:r>
-        <w:rPr>
-          <w:b/>
-          <w:bCs/>
-          <w:color w:val="12355B"/>
+        <w:t xml:space="preserve"> </w:t>
+      </w:r>
+      <w:r>
+        <w:rPr>
           <w:sz w:val="22"/>
           <w:szCs w:val="22"/>
         </w:rPr>
-        <w:t xml:space="preserve">3.  </w:t>
+        <w:t xml:space="preserve">________________</w:t>
       </w:r>
       <w:r>
         <w:rPr>
           <w:sz w:val="22"/>
           <w:szCs w:val="22"/>
         </w:rPr>
-        <w:t xml:space="preserve">Something you already do well and can share with others is a ___.</w:t>
-      </w:r>
-    </w:p>
-    <w:p>
-      <w:pPr>
-        <w:spacing w:after="120" w:before="80"/>
-      </w:pPr>
-      <w:r>
-        <w:rPr>
-          <w:b/>
-          <w:bCs/>
-          <w:color w:val="12355B"/>
+        <w:t xml:space="preserve"> </w:t>
+      </w:r>
+      <w:r>
+        <w:rPr>
           <w:sz w:val="22"/>
           <w:szCs w:val="22"/>
         </w:rPr>
-        <w:t xml:space="preserve">4.  </w:t>
+        <w:t xml:space="preserve">________________</w:t>
       </w:r>
       <w:r>
         <w:rPr>
           <w:sz w:val="22"/>
           <w:szCs w:val="22"/>
         </w:rPr>
-        <w:t xml:space="preserve">To break a number into parts that rebuild it exactly is to ___ it.</w:t>
-      </w:r>
-    </w:p>
-    <w:p>
-      <w:pPr>
-        <w:spacing w:after="120" w:before="80"/>
+        <w:t xml:space="preserve">.</w:t>
+      </w:r>
+    </w:p>
+    <w:p>
+      <w:pPr>
+        <w:keepLines/>
+        <w:spacing w:after="260" w:before="200"/>
       </w:pPr>
       <w:r>
         <w:rPr>
@@ -1220,24 +1202,164 @@
           <w:sz w:val="22"/>
           <w:szCs w:val="22"/>
         </w:rPr>
-        <w:t xml:space="preserve">5.  </w:t>
+        <w:t xml:space="preserve">2.  </w:t>
       </w:r>
       <w:r>
         <w:rPr>
           <w:sz w:val="22"/>
           <w:szCs w:val="22"/>
         </w:rPr>
-        <w:t xml:space="preserve">A reasoned answer that is close enough to be useful is an ___.</w:t>
+        <w:t xml:space="preserve">Your history with mathematics — what you have done and felt — is your </w:t>
+      </w:r>
+      <w:r>
+        <w:rPr>
+          <w:sz w:val="22"/>
+          <w:szCs w:val="22"/>
+        </w:rPr>
+        <w:t xml:space="preserve">________________</w:t>
+      </w:r>
+      <w:r>
+        <w:rPr>
+          <w:sz w:val="22"/>
+          <w:szCs w:val="22"/>
+        </w:rPr>
+        <w:t xml:space="preserve"> </w:t>
+      </w:r>
+      <w:r>
+        <w:rPr>
+          <w:sz w:val="22"/>
+          <w:szCs w:val="22"/>
+        </w:rPr>
+        <w:t xml:space="preserve">________________</w:t>
+      </w:r>
+      <w:r>
+        <w:rPr>
+          <w:sz w:val="22"/>
+          <w:szCs w:val="22"/>
+        </w:rPr>
+        <w:t xml:space="preserve">.</w:t>
+      </w:r>
+    </w:p>
+    <w:p>
+      <w:pPr>
+        <w:keepLines/>
+        <w:spacing w:after="260" w:before="200"/>
+      </w:pPr>
+      <w:r>
+        <w:rPr>
+          <w:b/>
+          <w:bCs/>
+          <w:color w:val="12355B"/>
+          <w:sz w:val="22"/>
+          <w:szCs w:val="22"/>
+        </w:rPr>
+        <w:t xml:space="preserve">3.  </w:t>
+      </w:r>
+      <w:r>
+        <w:rPr>
+          <w:sz w:val="22"/>
+          <w:szCs w:val="22"/>
+        </w:rPr>
+        <w:t xml:space="preserve">Something you already do well and can share with others is a </w:t>
+      </w:r>
+      <w:r>
+        <w:rPr>
+          <w:sz w:val="22"/>
+          <w:szCs w:val="22"/>
+        </w:rPr>
+        <w:t xml:space="preserve">________________</w:t>
+      </w:r>
+      <w:r>
+        <w:rPr>
+          <w:sz w:val="22"/>
+          <w:szCs w:val="22"/>
+        </w:rPr>
+        <w:t xml:space="preserve">.</w:t>
+      </w:r>
+    </w:p>
+    <w:p>
+      <w:pPr>
+        <w:keepLines/>
+        <w:spacing w:after="260" w:before="200"/>
+      </w:pPr>
+      <w:r>
+        <w:rPr>
+          <w:b/>
+          <w:bCs/>
+          <w:color w:val="12355B"/>
+          <w:sz w:val="22"/>
+          <w:szCs w:val="22"/>
+        </w:rPr>
+        <w:t xml:space="preserve">4.  </w:t>
+      </w:r>
+      <w:r>
+        <w:rPr>
+          <w:sz w:val="22"/>
+          <w:szCs w:val="22"/>
+        </w:rPr>
+        <w:t xml:space="preserve">To break a number into parts that rebuild it exactly is to </w:t>
+      </w:r>
+      <w:r>
+        <w:rPr>
+          <w:sz w:val="22"/>
+          <w:szCs w:val="22"/>
+        </w:rPr>
+        <w:t xml:space="preserve">________________</w:t>
+      </w:r>
+      <w:r>
+        <w:rPr>
+          <w:sz w:val="22"/>
+          <w:szCs w:val="22"/>
+        </w:rPr>
+        <w:t xml:space="preserve"> it.</w:t>
+      </w:r>
+    </w:p>
+    <w:p>
+      <w:pPr>
+        <w:keepLines/>
+        <w:spacing w:after="260" w:before="200"/>
+      </w:pPr>
+      <w:r>
+        <w:rPr>
+          <w:b/>
+          <w:bCs/>
+          <w:color w:val="12355B"/>
+          <w:sz w:val="22"/>
+          <w:szCs w:val="22"/>
+        </w:rPr>
+        <w:t xml:space="preserve">5.  </w:t>
+      </w:r>
+      <w:r>
+        <w:rPr>
+          <w:sz w:val="22"/>
+          <w:szCs w:val="22"/>
+        </w:rPr>
+        <w:t xml:space="preserve">A reasoned answer that is close enough to be useful is an </w:t>
+      </w:r>
+      <w:r>
+        <w:rPr>
+          <w:sz w:val="22"/>
+          <w:szCs w:val="22"/>
+        </w:rPr>
+        <w:t xml:space="preserve">________________</w:t>
+      </w:r>
+      <w:r>
+        <w:rPr>
+          <w:sz w:val="22"/>
+          <w:szCs w:val="22"/>
+        </w:rPr>
+        <w:t xml:space="preserve">.</w:t>
       </w:r>
     </w:p>
     <w:p>
       <w:pPr>
         <w:pStyle w:val="Heading1"/>
-        <w:pageBreakBefore/>
+        <w:keepNext/>
+        <w:keepLines/>
         <w:pBdr>
           <w:bottom w:val="single" w:color="1FA6A2" w:sz="14" w:space="6"/>
         </w:pBdr>
-        <w:spacing w:after="140" w:before="0"/>
+        <w:spacing w:after="140" w:before="300"/>
       </w:pPr>
       <w:r>
         <w:rPr>
@@ -2518,11 +2640,12 @@
     <w:p>
       <w:pPr>
         <w:pStyle w:val="Heading1"/>
-        <w:pageBreakBefore/>
+        <w:keepNext/>
+        <w:keepLines/>
         <w:pBdr>
           <w:bottom w:val="single" w:color="1FA6A2" w:sz="14" w:space="6"/>
         </w:pBdr>
-        <w:spacing w:after="140" w:before="0"/>
+        <w:spacing w:after="140" w:before="300"/>
       </w:pPr>
       <w:r>
         <w:rPr>
@@ -2775,11 +2898,12 @@
     <w:p>
       <w:pPr>
         <w:pStyle w:val="Heading1"/>
-        <w:pageBreakBefore/>
+        <w:keepNext/>
+        <w:keepLines/>
         <w:pBdr>
           <w:bottom w:val="single" w:color="1FA6A2" w:sz="14" w:space="6"/>
         </w:pBdr>
-        <w:spacing w:after="140" w:before="0"/>
+        <w:spacing w:after="140" w:before="300"/>
       </w:pPr>
       <w:r>
         <w:rPr>
@@ -3500,11 +3624,12 @@
     <w:p>
       <w:pPr>
         <w:pStyle w:val="Heading1"/>
-        <w:pageBreakBefore/>
+        <w:keepNext/>
+        <w:keepLines/>
         <w:pBdr>
           <w:bottom w:val="single" w:color="1FA6A2" w:sz="14" w:space="6"/>
         </w:pBdr>
-        <w:spacing w:after="140" w:before="0"/>
+        <w:spacing w:after="140" w:before="300"/>
       </w:pPr>
       <w:r>
         <w:rPr>
@@ -4305,11 +4430,12 @@
     <w:p>
       <w:pPr>
         <w:pStyle w:val="Heading1"/>
-        <w:pageBreakBefore/>
+        <w:keepNext/>
+        <w:keepLines/>
         <w:pBdr>
           <w:bottom w:val="single" w:color="1FA6A2" w:sz="14" w:space="6"/>
         </w:pBdr>
-        <w:spacing w:after="140" w:before="0"/>
+        <w:spacing w:after="140" w:before="300"/>
       </w:pPr>
       <w:r>
         <w:rPr>
@@ -4422,6 +4548,8 @@
     <w:p>
       <w:pPr>
         <w:pStyle w:val="Heading1"/>
+        <w:keepNext/>
+        <w:keepLines/>
         <w:pageBreakBefore/>
         <w:pBdr>
           <w:bottom w:val="single" w:color="1FA6A2" w:sz="14" w:space="6"/>

--- a/lessons/1-1/downloads/1-1-notes-teacher.docx
+++ b/lessons/1-1/downloads/1-1-notes-teacher.docx
@@ -1372,47 +1372,6 @@
         <w:t xml:space="preserve">Write About the Math</w:t>
       </w:r>
     </w:p>
-    <w:p>
-      <w:pPr>
-        <w:spacing w:after="100"/>
-      </w:pPr>
-      <w:r>
-        <w:rPr>
-          <w:i/>
-          <w:iCs/>
-          <w:color w:val="5F6F80"/>
-          <w:sz w:val="19"/>
-          <w:szCs w:val="19"/>
-        </w:rPr>
-        <w:t xml:space="preserve">Use the support level you need. Every level answers the same math question.</w:t>
-      </w:r>
-    </w:p>
-    <w:p>
-      <w:pPr>
-        <w:pStyle w:val="Heading2"/>
-        <w:spacing w:after="80" w:before="180"/>
-      </w:pPr>
-      <w:r>
-        <w:rPr>
-          <w:b/>
-          <w:bCs/>
-          <w:color w:val="12355B"/>
-          <w:sz w:val="24"/>
-          <w:szCs w:val="24"/>
-        </w:rPr>
-        <w:t xml:space="preserve">1. Understand the Question</w:t>
-      </w:r>
-      <w:r>
-        <w:rPr>
-          <w:i/>
-          <w:iCs/>
-          <w:color w:val="B97A12"/>
-          <w:sz w:val="19"/>
-          <w:szCs w:val="19"/>
-        </w:rPr>
-        <w:t xml:space="preserve">   explain</w:t>
-      </w:r>
-    </w:p>
     <w:tbl>
       <w:tblPr>
         <w:tblW w:type="pct" w:w="100%"/>
@@ -1451,344 +1410,6 @@
               </w:rPr>
               <w:t xml:space="preserve">What do you believe are your math strengths, and which area do you most want to grow this year?</w:t>
             </w:r>
-          </w:p>
-          <w:p>
-            <w:pPr>
-              <w:spacing w:after="0"/>
-            </w:pPr>
-            <w:r>
-              <w:rPr>
-                <w:b/>
-                <w:bCs/>
-                <w:color w:val="12355B"/>
-                <w:sz w:val="20"/>
-                <w:szCs w:val="20"/>
-              </w:rPr>
-              <w:t xml:space="preserve">Your job:  </w:t>
-            </w:r>
-            <w:r>
-              <w:rPr>
-                <w:sz w:val="20"/>
-                <w:szCs w:val="20"/>
-              </w:rPr>
-              <w:t xml:space="preserve">Answer the question. Use math evidence. Explain how the evidence proves your answer.</w:t>
-            </w:r>
-            <w:r>
-              <w:rPr>
-                <w:i/>
-                <w:iCs/>
-                <w:color w:val="5F6F80"/>
-                <w:sz w:val="18"/>
-                <w:szCs w:val="18"/>
-              </w:rPr>
-              <w:br/>
-              <w:t xml:space="preserve">Responde la pregunta. Usa evidencia matemática. Explica cómo la evidencia demuestra tu respuesta.</w:t>
-            </w:r>
-          </w:p>
-        </w:tc>
-      </w:tr>
-    </w:tbl>
-    <w:p>
-      <w:pPr>
-        <w:pStyle w:val="Heading2"/>
-        <w:spacing w:after="80" w:before="180"/>
-      </w:pPr>
-      <w:r>
-        <w:rPr>
-          <w:b/>
-          <w:bCs/>
-          <w:color w:val="12355B"/>
-          <w:sz w:val="24"/>
-          <w:szCs w:val="24"/>
-        </w:rPr>
-        <w:t xml:space="preserve">2. Plan Your Math Words</w:t>
-      </w:r>
-      <w:r>
-        <w:rPr>
-          <w:i/>
-          <w:iCs/>
-          <w:color w:val="1FA6A2"/>
-          <w:sz w:val="19"/>
-          <w:szCs w:val="19"/>
-        </w:rPr>
-        <w:t xml:space="preserve">   check at least two</w:t>
-      </w:r>
-    </w:p>
-    <w:p>
-      <w:pPr>
-        <w:spacing w:after="60"/>
-      </w:pPr>
-      <w:r>
-        <w:rPr>
-          <w:b/>
-          <w:bCs/>
-          <w:color w:val="1FA6A2"/>
-          <w:sz w:val="22"/>
-          <w:szCs w:val="22"/>
-        </w:rPr>
-        <w:t xml:space="preserve">☐  </w:t>
-      </w:r>
-      <w:r>
-        <w:rPr>
-          <w:b/>
-          <w:bCs/>
-          <w:color w:val="12355B"/>
-          <w:sz w:val="20"/>
-          <w:szCs w:val="20"/>
-        </w:rPr>
-        <w:t xml:space="preserve">doer of math — </w:t>
-      </w:r>
-      <w:r>
-        <w:rPr>
-          <w:sz w:val="20"/>
-          <w:szCs w:val="20"/>
-        </w:rPr>
-        <w:t xml:space="preserve">Anyone who uses mathematical thinking — which is everyone, every day.</w:t>
-      </w:r>
-      <w:r>
-        <w:rPr>
-          <w:i/>
-          <w:iCs/>
-          <w:color w:val="5F6F80"/>
-          <w:sz w:val="18"/>
-          <w:szCs w:val="18"/>
-        </w:rPr>
-        <w:br/>
-        <w:t xml:space="preserve">persona que hace matemáticas — Cualquiera que use el pensamiento matemático, es decir, todos, todos los días.</w:t>
-      </w:r>
-    </w:p>
-    <w:p>
-      <w:pPr>
-        <w:spacing w:after="60"/>
-      </w:pPr>
-      <w:r>
-        <w:rPr>
-          <w:b/>
-          <w:bCs/>
-          <w:color w:val="1FA6A2"/>
-          <w:sz w:val="22"/>
-          <w:szCs w:val="22"/>
-        </w:rPr>
-        <w:t xml:space="preserve">☐  </w:t>
-      </w:r>
-      <w:r>
-        <w:rPr>
-          <w:b/>
-          <w:bCs/>
-          <w:color w:val="12355B"/>
-          <w:sz w:val="20"/>
-          <w:szCs w:val="20"/>
-        </w:rPr>
-        <w:t xml:space="preserve">math story — </w:t>
-      </w:r>
-      <w:r>
-        <w:rPr>
-          <w:sz w:val="20"/>
-          <w:szCs w:val="20"/>
-        </w:rPr>
-        <w:t xml:space="preserve">Your own history with mathematics — what you have done, felt, and learned so far.</w:t>
-      </w:r>
-      <w:r>
-        <w:rPr>
-          <w:i/>
-          <w:iCs/>
-          <w:color w:val="5F6F80"/>
-          <w:sz w:val="18"/>
-          <w:szCs w:val="18"/>
-        </w:rPr>
-        <w:br/>
-        <w:t xml:space="preserve">historia matemática — Tu propia historia con las matemáticas: lo que has hecho, sentido y aprendido.</w:t>
-      </w:r>
-    </w:p>
-    <w:p>
-      <w:pPr>
-        <w:spacing w:after="60"/>
-      </w:pPr>
-      <w:r>
-        <w:rPr>
-          <w:b/>
-          <w:bCs/>
-          <w:color w:val="1FA6A2"/>
-          <w:sz w:val="22"/>
-          <w:szCs w:val="22"/>
-        </w:rPr>
-        <w:t xml:space="preserve">☐  </w:t>
-      </w:r>
-      <w:r>
-        <w:rPr>
-          <w:b/>
-          <w:bCs/>
-          <w:color w:val="12355B"/>
-          <w:sz w:val="20"/>
-          <w:szCs w:val="20"/>
-        </w:rPr>
-        <w:t xml:space="preserve">strength — </w:t>
-      </w:r>
-      <w:r>
-        <w:rPr>
-          <w:sz w:val="20"/>
-          <w:szCs w:val="20"/>
-        </w:rPr>
-        <w:t xml:space="preserve">Something you already do well and can share with others.</w:t>
-      </w:r>
-      <w:r>
-        <w:rPr>
-          <w:i/>
-          <w:iCs/>
-          <w:color w:val="5F6F80"/>
-          <w:sz w:val="18"/>
-          <w:szCs w:val="18"/>
-        </w:rPr>
-        <w:br/>
-        <w:t xml:space="preserve">fortaleza — Algo que ya haces bien y puedes compartir con otros.</w:t>
-      </w:r>
-    </w:p>
-    <w:p>
-      <w:pPr>
-        <w:spacing w:after="60"/>
-      </w:pPr>
-      <w:r>
-        <w:rPr>
-          <w:b/>
-          <w:bCs/>
-          <w:color w:val="1FA6A2"/>
-          <w:sz w:val="22"/>
-          <w:szCs w:val="22"/>
-        </w:rPr>
-        <w:t xml:space="preserve">☐  </w:t>
-      </w:r>
-      <w:r>
-        <w:rPr>
-          <w:b/>
-          <w:bCs/>
-          <w:color w:val="12355B"/>
-          <w:sz w:val="20"/>
-          <w:szCs w:val="20"/>
-        </w:rPr>
-        <w:t xml:space="preserve">decompose — </w:t>
-      </w:r>
-      <w:r>
-        <w:rPr>
-          <w:sz w:val="20"/>
-          <w:szCs w:val="20"/>
-        </w:rPr>
-        <w:t xml:space="preserve">To break a number into parts that add, subtract, multiply, or divide back to it.</w:t>
-      </w:r>
-      <w:r>
-        <w:rPr>
-          <w:i/>
-          <w:iCs/>
-          <w:color w:val="5F6F80"/>
-          <w:sz w:val="18"/>
-          <w:szCs w:val="18"/>
-        </w:rPr>
-        <w:br/>
-        <w:t xml:space="preserve">descomponer — Separar un número en partes que se combinan para volver a formarlo.</w:t>
-      </w:r>
-    </w:p>
-    <w:p>
-      <w:pPr>
-        <w:spacing w:after="60"/>
-      </w:pPr>
-      <w:r>
-        <w:rPr>
-          <w:b/>
-          <w:bCs/>
-          <w:color w:val="1FA6A2"/>
-          <w:sz w:val="22"/>
-          <w:szCs w:val="22"/>
-        </w:rPr>
-        <w:t xml:space="preserve">☐  </w:t>
-      </w:r>
-      <w:r>
-        <w:rPr>
-          <w:b/>
-          <w:bCs/>
-          <w:color w:val="12355B"/>
-          <w:sz w:val="20"/>
-          <w:szCs w:val="20"/>
-        </w:rPr>
-        <w:t xml:space="preserve">estimate — </w:t>
-      </w:r>
-      <w:r>
-        <w:rPr>
-          <w:sz w:val="20"/>
-          <w:szCs w:val="20"/>
-        </w:rPr>
-        <w:t xml:space="preserve">A reasoned answer that is close enough to be useful, without counting every one.</w:t>
-      </w:r>
-      <w:r>
-        <w:rPr>
-          <w:i/>
-          <w:iCs/>
-          <w:color w:val="5F6F80"/>
-          <w:sz w:val="18"/>
-          <w:szCs w:val="18"/>
-        </w:rPr>
-        <w:br/>
-        <w:t xml:space="preserve">estimar — Una respuesta razonada, lo bastante cercana para ser útil, sin contar todo.</w:t>
-      </w:r>
-    </w:p>
-    <w:tbl>
-      <w:tblPr>
-        <w:tblW w:type="pct" w:w="100%"/>
-        <w:tblBorders>
-          <w:top w:val="single" w:color="1FA6A2" w:sz="8"/>
-          <w:left w:val="single" w:color="1FA6A2" w:sz="8"/>
-          <w:bottom w:val="single" w:color="1FA6A2" w:sz="8"/>
-          <w:right w:val="single" w:color="1FA6A2" w:sz="8"/>
-          <w:insideH w:val="single" w:color="auto" w:sz="4"/>
-          <w:insideV w:val="single" w:color="auto" w:sz="4"/>
-        </w:tblBorders>
-      </w:tblPr>
-      <w:tblGrid>
-        <w:gridCol w:w="100"/>
-      </w:tblGrid>
-      <w:tr>
-        <w:tc>
-          <w:tcPr>
-            <w:shd w:fill="F7FFFD" w:color="auto" w:val="clear"/>
-            <w:tcMar>
-              <w:top w:type="dxa" w:w="120"/>
-              <w:left w:type="dxa" w:w="180"/>
-              <w:bottom w:type="dxa" w:w="120"/>
-              <w:right w:type="dxa" w:w="180"/>
-            </w:tcMar>
-          </w:tcPr>
-          <w:p>
-            <w:pPr>
-              <w:spacing w:after="50"/>
-            </w:pPr>
-            <w:r>
-              <w:rPr>
-                <w:b/>
-                <w:bCs/>
-                <w:color w:val="1FA6A2"/>
-                <w:sz w:val="20"/>
-                <w:szCs w:val="20"/>
-              </w:rPr>
-              <w:t xml:space="preserve">Say it first:  </w:t>
-            </w:r>
-            <w:r>
-              <w:rPr>
-                <w:sz w:val="20"/>
-                <w:szCs w:val="20"/>
-              </w:rPr>
-              <w:t xml:space="preserve">Say your idea to a partner or quietly to yourself before you write.</w:t>
-            </w:r>
-          </w:p>
-          <w:p>
-            <w:pPr>
-              <w:spacing w:after="60"/>
-            </w:pPr>
-            <w:r>
-              <w:rPr>
-                <w:color w:val="1A2733"/>
-                <w:sz w:val="21"/>
-                <w:szCs w:val="21"/>
-              </w:rPr>
-              <w:t xml:space="preserve">Name one math ___ you already have and one area you want to ___ . Then name one thing you learned from a ___ 's math story.</w:t>
-            </w:r>
             <w:r>
               <w:rPr>
                 <w:i/>
@@ -1798,7 +1419,7 @@
                 <w:szCs w:val="19"/>
               </w:rPr>
               <w:br/>
-              <w:t xml:space="preserve">Di tu respuesta primero: Mi respuesta es ___ porque ___.</w:t>
+              <w:t xml:space="preserve">¿Cuáles crees que son tus fortalezas en matemáticas, y qué área quieres desarrollar más este año?</w:t>
             </w:r>
           </w:p>
         </w:tc>
@@ -1806,28 +1427,192 @@
     </w:tbl>
     <w:p>
       <w:pPr>
-        <w:pStyle w:val="Heading2"/>
-        <w:spacing w:after="80" w:before="180"/>
-      </w:pPr>
-      <w:r>
-        <w:rPr>
-          <w:b/>
-          <w:bCs/>
-          <w:color w:val="12355B"/>
-          <w:sz w:val="24"/>
-          <w:szCs w:val="24"/>
-        </w:rPr>
-        <w:t xml:space="preserve">3. Build Your Explanation</w:t>
-      </w:r>
+        <w:spacing w:after="100"/>
+      </w:pPr>
       <w:r>
         <w:rPr>
           <w:i/>
           <w:iCs/>
-          <w:color w:val="B97A12"/>
+          <w:color w:val="5F6F80"/>
           <w:sz w:val="19"/>
           <w:szCs w:val="19"/>
         </w:rPr>
-        <w:t xml:space="preserve">   choose your support</w:t>
+        <w:t xml:space="preserve">Say your answer to a partner first. Then write it, using at least two of these words:</w:t>
+      </w:r>
+    </w:p>
+    <w:p>
+      <w:pPr>
+        <w:spacing w:after="40"/>
+      </w:pPr>
+      <w:r>
+        <w:rPr>
+          <w:b/>
+          <w:bCs/>
+          <w:color w:val="1FA6A2"/>
+          <w:sz w:val="22"/>
+          <w:szCs w:val="22"/>
+        </w:rPr>
+        <w:t xml:space="preserve">☐  </w:t>
+      </w:r>
+      <w:r>
+        <w:rPr>
+          <w:b/>
+          <w:bCs/>
+          <w:color w:val="12355B"/>
+          <w:sz w:val="20"/>
+          <w:szCs w:val="20"/>
+        </w:rPr>
+        <w:t xml:space="preserve">doer of math</w:t>
+      </w:r>
+      <w:r>
+        <w:rPr>
+          <w:i/>
+          <w:iCs/>
+          <w:color w:val="5F6F80"/>
+          <w:sz w:val="18"/>
+          <w:szCs w:val="18"/>
+        </w:rPr>
+        <w:t xml:space="preserve">  ·  persona que hace matemáticas</w:t>
+      </w:r>
+    </w:p>
+    <w:p>
+      <w:pPr>
+        <w:spacing w:after="40"/>
+      </w:pPr>
+      <w:r>
+        <w:rPr>
+          <w:b/>
+          <w:bCs/>
+          <w:color w:val="1FA6A2"/>
+          <w:sz w:val="22"/>
+          <w:szCs w:val="22"/>
+        </w:rPr>
+        <w:t xml:space="preserve">☐  </w:t>
+      </w:r>
+      <w:r>
+        <w:rPr>
+          <w:b/>
+          <w:bCs/>
+          <w:color w:val="12355B"/>
+          <w:sz w:val="20"/>
+          <w:szCs w:val="20"/>
+        </w:rPr>
+        <w:t xml:space="preserve">math story</w:t>
+      </w:r>
+      <w:r>
+        <w:rPr>
+          <w:i/>
+          <w:iCs/>
+          <w:color w:val="5F6F80"/>
+          <w:sz w:val="18"/>
+          <w:szCs w:val="18"/>
+        </w:rPr>
+        <w:t xml:space="preserve">  ·  historia matemática</w:t>
+      </w:r>
+    </w:p>
+    <w:p>
+      <w:pPr>
+        <w:spacing w:after="40"/>
+      </w:pPr>
+      <w:r>
+        <w:rPr>
+          <w:b/>
+          <w:bCs/>
+          <w:color w:val="1FA6A2"/>
+          <w:sz w:val="22"/>
+          <w:szCs w:val="22"/>
+        </w:rPr>
+        <w:t xml:space="preserve">☐  </w:t>
+      </w:r>
+      <w:r>
+        <w:rPr>
+          <w:b/>
+          <w:bCs/>
+          <w:color w:val="12355B"/>
+          <w:sz w:val="20"/>
+          <w:szCs w:val="20"/>
+        </w:rPr>
+        <w:t xml:space="preserve">strength</w:t>
+      </w:r>
+      <w:r>
+        <w:rPr>
+          <w:i/>
+          <w:iCs/>
+          <w:color w:val="5F6F80"/>
+          <w:sz w:val="18"/>
+          <w:szCs w:val="18"/>
+        </w:rPr>
+        <w:t xml:space="preserve">  ·  fortaleza</w:t>
+      </w:r>
+    </w:p>
+    <w:p>
+      <w:pPr>
+        <w:spacing w:after="40"/>
+      </w:pPr>
+      <w:r>
+        <w:rPr>
+          <w:b/>
+          <w:bCs/>
+          <w:color w:val="1FA6A2"/>
+          <w:sz w:val="22"/>
+          <w:szCs w:val="22"/>
+        </w:rPr>
+        <w:t xml:space="preserve">☐  </w:t>
+      </w:r>
+      <w:r>
+        <w:rPr>
+          <w:b/>
+          <w:bCs/>
+          <w:color w:val="12355B"/>
+          <w:sz w:val="20"/>
+          <w:szCs w:val="20"/>
+        </w:rPr>
+        <w:t xml:space="preserve">decompose</w:t>
+      </w:r>
+      <w:r>
+        <w:rPr>
+          <w:i/>
+          <w:iCs/>
+          <w:color w:val="5F6F80"/>
+          <w:sz w:val="18"/>
+          <w:szCs w:val="18"/>
+        </w:rPr>
+        <w:t xml:space="preserve">  ·  descomponer</w:t>
+      </w:r>
+    </w:p>
+    <w:p>
+      <w:pPr>
+        <w:spacing w:after="40"/>
+      </w:pPr>
+      <w:r>
+        <w:rPr>
+          <w:b/>
+          <w:bCs/>
+          <w:color w:val="1FA6A2"/>
+          <w:sz w:val="22"/>
+          <w:szCs w:val="22"/>
+        </w:rPr>
+        <w:t xml:space="preserve">☐  </w:t>
+      </w:r>
+      <w:r>
+        <w:rPr>
+          <w:b/>
+          <w:bCs/>
+          <w:color w:val="12355B"/>
+          <w:sz w:val="20"/>
+          <w:szCs w:val="20"/>
+        </w:rPr>
+        <w:t xml:space="preserve">estimate</w:t>
+      </w:r>
+      <w:r>
+        <w:rPr>
+          <w:i/>
+          <w:iCs/>
+          <w:color w:val="5F6F80"/>
+          <w:sz w:val="18"/>
+          <w:szCs w:val="18"/>
+        </w:rPr>
+        <w:t xml:space="preserve">  ·  estimar</w:t>
       </w:r>
     </w:p>
     <w:tbl>
@@ -1858,21 +1643,6 @@
           </w:tcPr>
           <w:p>
             <w:pPr>
-              <w:spacing w:after="50"/>
-            </w:pPr>
-            <w:r>
-              <w:rPr>
-                <w:i/>
-                <w:iCs/>
-                <w:color w:val="5F6F80"/>
-                <w:sz w:val="19"/>
-                <w:szCs w:val="19"/>
-              </w:rPr>
-              <w:t xml:space="preserve">This model shows the parts of an explanation. It does not answer your writing question.</w:t>
-            </w:r>
-          </w:p>
-          <w:p>
-            <w:pPr>
               <w:spacing w:after="80"/>
             </w:pPr>
             <w:r>
@@ -1883,58 +1653,14 @@
                 <w:sz w:val="19"/>
                 <w:szCs w:val="19"/>
               </w:rPr>
-              <w:t xml:space="preserve">Claim:  </w:t>
+              <w:t xml:space="preserve">Model:  </w:t>
             </w:r>
             <w:r>
               <w:rPr>
                 <w:sz w:val="19"/>
                 <w:szCs w:val="19"/>
               </w:rPr>
-              <w:t xml:space="preserve">The book estimates about 80 riders by multiplying 20 cars by about 4 riders per car, without counting every person.</w:t>
-            </w:r>
-          </w:p>
-          <w:p>
-            <w:pPr>
-              <w:spacing w:after="80"/>
-            </w:pPr>
-            <w:r>
-              <w:rPr>
-                <w:b/>
-                <w:bCs/>
-                <w:color w:val="12355B"/>
-                <w:sz w:val="19"/>
-                <w:szCs w:val="19"/>
-              </w:rPr>
-              <w:t xml:space="preserve">Evidence:  </w:t>
-            </w:r>
-            <w:r>
-              <w:rPr>
-                <w:sz w:val="19"/>
-                <w:szCs w:val="19"/>
-              </w:rPr>
-              <w:t xml:space="preserve">A strong answer says the 4-riders-per-car is a reasoned guess, not a real count, so the total (about 80) is close enough to be useful. A weak answer just restates '80' with no reasoning about why it's an estimate.</w:t>
-            </w:r>
-          </w:p>
-          <w:p>
-            <w:pPr>
-              <w:spacing w:after="80"/>
-            </w:pPr>
-            <w:r>
-              <w:rPr>
-                <w:b/>
-                <w:bCs/>
-                <w:color w:val="12355B"/>
-                <w:sz w:val="19"/>
-                <w:szCs w:val="19"/>
-              </w:rPr>
-              <w:t xml:space="preserve">Reasoning:  </w:t>
-            </w:r>
-            <w:r>
-              <w:rPr>
-                <w:sz w:val="19"/>
-                <w:szCs w:val="19"/>
-              </w:rPr>
-              <w:t xml:space="preserve">This evidence connects the definition of doer of math to the mathematical claim.</w:t>
+              <w:t xml:space="preserve">The book estimates about 80 riders by multiplying 20 cars by about 4 riders per car, without counting every person. — A strong answer says the 4-riders-per-car is a reasoned guess, not a real count, so the total (about 80) is close enough to be useful. A weak answer just restates '80' with no reasoning about why it's an estimate.</w:t>
             </w:r>
           </w:p>
         </w:tc>
@@ -2013,7 +1739,7 @@
           <w:sz w:val="21"/>
           <w:szCs w:val="21"/>
         </w:rPr>
-        <w:t xml:space="preserve">My answer is ___.</w:t>
+        <w:t xml:space="preserve">My answer is ___ because ___.</w:t>
       </w:r>
       <w:r>
         <w:rPr>
@@ -2024,7 +1750,7 @@
           <w:szCs w:val="19"/>
         </w:rPr>
         <w:br/>
-        <w:t xml:space="preserve">Mi respuesta es ___.</w:t>
+        <w:t xml:space="preserve">Mi respuesta es ___ porque ___.</w:t>
       </w:r>
     </w:p>
     <w:tbl>
@@ -2164,7 +1890,7 @@
           <w:sz w:val="21"/>
           <w:szCs w:val="21"/>
         </w:rPr>
-        <w:t xml:space="preserve">I know because ___.</w:t>
+        <w:t xml:space="preserve">My evidence is ___, so ___.</w:t>
       </w:r>
       <w:r>
         <w:rPr>
@@ -2175,31 +1901,7 @@
           <w:szCs w:val="19"/>
         </w:rPr>
         <w:br/>
-        <w:t xml:space="preserve">Lo sé porque ___.</w:t>
-      </w:r>
-    </w:p>
-    <w:p>
-      <w:pPr>
-        <w:spacing w:after="60"/>
-      </w:pPr>
-      <w:r>
-        <w:rPr>
-          <w:color w:val="1A2733"/>
-          <w:sz w:val="21"/>
-          <w:szCs w:val="21"/>
-        </w:rPr>
-        <w:t xml:space="preserve">So ___.</w:t>
-      </w:r>
-      <w:r>
-        <w:rPr>
-          <w:i/>
-          <w:iCs/>
-          <w:color w:val="5F6F80"/>
-          <w:sz w:val="19"/>
-          <w:szCs w:val="19"/>
-        </w:rPr>
-        <w:br/>
-        <w:t xml:space="preserve">Entonces ___.</w:t>
+        <w:t xml:space="preserve">Mi evidencia es ___, entonces ___.</w:t>
       </w:r>
     </w:p>
     <w:tbl>
@@ -2305,78 +2007,6 @@
         <w:t xml:space="preserve">Escribe una afirmación, da evidencia matemática y explica tu razonamiento.</w:t>
       </w:r>
     </w:p>
-    <w:p>
-      <w:pPr>
-        <w:spacing w:after="60"/>
-      </w:pPr>
-      <w:r>
-        <w:rPr>
-          <w:color w:val="1A2733"/>
-          <w:sz w:val="21"/>
-          <w:szCs w:val="21"/>
-        </w:rPr>
-        <w:t xml:space="preserve">My claim is ___.</w:t>
-      </w:r>
-      <w:r>
-        <w:rPr>
-          <w:i/>
-          <w:iCs/>
-          <w:color w:val="5F6F80"/>
-          <w:sz w:val="19"/>
-          <w:szCs w:val="19"/>
-        </w:rPr>
-        <w:br/>
-        <w:t xml:space="preserve">Mi afirmación es ___.</w:t>
-      </w:r>
-    </w:p>
-    <w:p>
-      <w:pPr>
-        <w:spacing w:after="60"/>
-      </w:pPr>
-      <w:r>
-        <w:rPr>
-          <w:color w:val="1A2733"/>
-          <w:sz w:val="21"/>
-          <w:szCs w:val="21"/>
-        </w:rPr>
-        <w:t xml:space="preserve">My math evidence is ___.</w:t>
-      </w:r>
-      <w:r>
-        <w:rPr>
-          <w:i/>
-          <w:iCs/>
-          <w:color w:val="5F6F80"/>
-          <w:sz w:val="19"/>
-          <w:szCs w:val="19"/>
-        </w:rPr>
-        <w:br/>
-        <w:t xml:space="preserve">Mi evidencia matemática es ___.</w:t>
-      </w:r>
-    </w:p>
-    <w:p>
-      <w:pPr>
-        <w:spacing w:after="60"/>
-      </w:pPr>
-      <w:r>
-        <w:rPr>
-          <w:color w:val="1A2733"/>
-          <w:sz w:val="21"/>
-          <w:szCs w:val="21"/>
-        </w:rPr>
-        <w:t xml:space="preserve">This proves ___ because ___.</w:t>
-      </w:r>
-      <w:r>
-        <w:rPr>
-          <w:i/>
-          <w:iCs/>
-          <w:color w:val="5F6F80"/>
-          <w:sz w:val="19"/>
-          <w:szCs w:val="19"/>
-        </w:rPr>
-        <w:br/>
-        <w:t xml:space="preserve">Esto demuestra ___ porque ___.</w:t>
-      </w:r>
-    </w:p>
     <w:tbl>
       <w:tblPr>
         <w:tblW w:type="pct" w:w="100%"/>
@@ -2459,7 +2089,7 @@
           <w:sz w:val="24"/>
           <w:szCs w:val="24"/>
         </w:rPr>
-        <w:t xml:space="preserve">4. Check Your Explanation</w:t>
+        <w:t xml:space="preserve">Check Your Explanation</w:t>
       </w:r>
       <w:r>
         <w:rPr>
@@ -2469,7 +2099,7 @@
           <w:sz w:val="19"/>
           <w:szCs w:val="19"/>
         </w:rPr>
-        <w:t xml:space="preserve">   five quick checks</w:t>
+        <w:t xml:space="preserve">   three quick checks</w:t>
       </w:r>
     </w:p>
     <w:p>
@@ -2493,17 +2123,6 @@
         </w:rPr>
         <w:t xml:space="preserve">I answered the question.</w:t>
       </w:r>
-      <w:r>
-        <w:rPr>
-          <w:i/>
-          <w:iCs/>
-          <w:color w:val="5F6F80"/>
-          <w:sz w:val="18"/>
-          <w:szCs w:val="18"/>
-        </w:rPr>
-        <w:br/>
-        <w:t xml:space="preserve">Respondí la pregunta.</w:t>
-      </w:r>
     </w:p>
     <w:p>
       <w:pPr>
@@ -2524,18 +2143,7 @@
           <w:sz w:val="20"/>
           <w:szCs w:val="20"/>
         </w:rPr>
-        <w:t xml:space="preserve">I used math evidence: numbers, an equation, a model, or a comparison.</w:t>
-      </w:r>
-      <w:r>
-        <w:rPr>
-          <w:i/>
-          <w:iCs/>
-          <w:color w:val="5F6F80"/>
-          <w:sz w:val="18"/>
-          <w:szCs w:val="18"/>
-        </w:rPr>
-        <w:br/>
-        <w:t xml:space="preserve">Usé evidencia matemática: números, una ecuación, un modelo o una comparación.</w:t>
+        <w:t xml:space="preserve">I used math evidence: numbers, an equation, or a model.</w:t>
       </w:r>
     </w:p>
     <w:p>
@@ -2557,84 +2165,7 @@
           <w:sz w:val="20"/>
           <w:szCs w:val="20"/>
         </w:rPr>
-        <w:t xml:space="preserve">I explained how the evidence proves my answer.</w:t>
-      </w:r>
-      <w:r>
-        <w:rPr>
-          <w:i/>
-          <w:iCs/>
-          <w:color w:val="5F6F80"/>
-          <w:sz w:val="18"/>
-          <w:szCs w:val="18"/>
-        </w:rPr>
-        <w:br/>
-        <w:t xml:space="preserve">Expliqué cómo la evidencia demuestra mi respuesta.</w:t>
-      </w:r>
-    </w:p>
-    <w:p>
-      <w:pPr>
-        <w:spacing w:after="80"/>
-      </w:pPr>
-      <w:r>
-        <w:rPr>
-          <w:b/>
-          <w:bCs/>
-          <w:color w:val="1FA6A2"/>
-          <w:sz w:val="22"/>
-          <w:szCs w:val="22"/>
-        </w:rPr>
-        <w:t xml:space="preserve">☐  </w:t>
-      </w:r>
-      <w:r>
-        <w:rPr>
-          <w:sz w:val="20"/>
-          <w:szCs w:val="20"/>
-        </w:rPr>
         <w:t xml:space="preserve">I used at least two math words.</w:t>
-      </w:r>
-      <w:r>
-        <w:rPr>
-          <w:i/>
-          <w:iCs/>
-          <w:color w:val="5F6F80"/>
-          <w:sz w:val="18"/>
-          <w:szCs w:val="18"/>
-        </w:rPr>
-        <w:br/>
-        <w:t xml:space="preserve">Usé por lo menos dos palabras matemáticas.</w:t>
-      </w:r>
-    </w:p>
-    <w:p>
-      <w:pPr>
-        <w:spacing w:after="80"/>
-      </w:pPr>
-      <w:r>
-        <w:rPr>
-          <w:b/>
-          <w:bCs/>
-          <w:color w:val="1FA6A2"/>
-          <w:sz w:val="22"/>
-          <w:szCs w:val="22"/>
-        </w:rPr>
-        <w:t xml:space="preserve">☐  </w:t>
-      </w:r>
-      <w:r>
-        <w:rPr>
-          <w:sz w:val="20"/>
-          <w:szCs w:val="20"/>
-        </w:rPr>
-        <w:t xml:space="preserve">I reread complete sentences and punctuation.</w:t>
-      </w:r>
-      <w:r>
-        <w:rPr>
-          <w:i/>
-          <w:iCs/>
-          <w:color w:val="5F6F80"/>
-          <w:sz w:val="18"/>
-          <w:szCs w:val="18"/>
-        </w:rPr>
-        <w:br/>
-        <w:t xml:space="preserve">Volví a leer mis oraciones completas y la puntuación.</w:t>
       </w:r>
     </w:p>
     <w:p>
@@ -5084,7 +4615,7 @@
           <w:sz w:val="20"/>
           <w:szCs w:val="20"/>
         </w:rPr>
-        <w:t xml:space="preserve">☐  I answered the question.</w:t>
+        <w:t xml:space="preserve">☐  The answer to the math question is correct.</w:t>
       </w:r>
     </w:p>
     <w:p>
@@ -5096,7 +4627,7 @@
           <w:sz w:val="20"/>
           <w:szCs w:val="20"/>
         </w:rPr>
-        <w:t xml:space="preserve">☐  I used math evidence: numbers, an equation, a model, or a comparison.</w:t>
+        <w:t xml:space="preserve">☐  The evidence is real lesson mathematics (numbers, equation, or model), not restated claim.</w:t>
       </w:r>
     </w:p>
     <w:p>
@@ -5108,31 +4639,7 @@
           <w:sz w:val="20"/>
           <w:szCs w:val="20"/>
         </w:rPr>
-        <w:t xml:space="preserve">☐  I explained how the evidence proves my answer.</w:t>
-      </w:r>
-    </w:p>
-    <w:p>
-      <w:pPr>
-        <w:spacing w:after="80"/>
-      </w:pPr>
-      <w:r>
-        <w:rPr>
-          <w:sz w:val="20"/>
-          <w:szCs w:val="20"/>
-        </w:rPr>
-        <w:t xml:space="preserve">☐  I used at least two math words.</w:t>
-      </w:r>
-    </w:p>
-    <w:p>
-      <w:pPr>
-        <w:spacing w:after="80"/>
-      </w:pPr>
-      <w:r>
-        <w:rPr>
-          <w:sz w:val="20"/>
-          <w:szCs w:val="20"/>
-        </w:rPr>
-        <w:t xml:space="preserve">☐  I reread complete sentences and punctuation.</w:t>
+        <w:t xml:space="preserve">☐  The support level changed the language scaffolding, never the mathematical expectation.</w:t>
       </w:r>
     </w:p>
     <w:sectPr>
